--- a/khwarizmi_project_report.docx
+++ b/khwarizmi_project_report.docx
@@ -14,8 +14,8 @@
         <w:rPr>
           <w:rFonts w:ascii="B Nazanin" w:hAnsi="B Nazanin" w:cs="B Nazanin" w:eastAsia="B Nazanin"/>
           <w:b/>
-          <w:color w:val="000000"/>
-          <w:sz w:val="28"/>
+          <w:sz w:val="32"/>
+          <w:szCs w:val="32"/>
           <w:rtl w:val="1"/>
         </w:rPr>
         <w:t>به نام خداوند جان و خرد</w:t>
@@ -33,7 +33,8 @@
           <w:rFonts w:ascii="B Nazanin" w:hAnsi="B Nazanin" w:cs="B Nazanin" w:eastAsia="B Nazanin"/>
           <w:b/>
           <w:color w:val="0D47A1"/>
-          <w:sz w:val="36"/>
+          <w:sz w:val="44"/>
+          <w:szCs w:val="44"/>
           <w:rtl w:val="1"/>
         </w:rPr>
         <w:t>جشنواره علمی، پژوهشی خوارزمی</w:t>
@@ -49,7 +50,8 @@
         <w:rPr>
           <w:rFonts w:ascii="B Nazanin" w:hAnsi="B Nazanin" w:cs="B Nazanin" w:eastAsia="B Nazanin"/>
           <w:b w:val="0"/>
-          <w:sz w:val="28"/>
+          <w:sz w:val="32"/>
+          <w:szCs w:val="32"/>
           <w:rtl w:val="1"/>
         </w:rPr>
         <w:t>گزارش پروژه</w:t>
@@ -66,7 +68,8 @@
         <w:rPr>
           <w:rFonts w:ascii="B Nazanin" w:hAnsi="B Nazanin" w:cs="B Nazanin" w:eastAsia="B Nazanin"/>
           <w:b/>
-          <w:sz w:val="32"/>
+          <w:sz w:val="36"/>
+          <w:szCs w:val="36"/>
           <w:rtl w:val="1"/>
         </w:rPr>
         <w:t>ساخت یک سامانه‌ی تحت وب برای</w:t>
@@ -82,7 +85,8 @@
           <w:rFonts w:ascii="B Nazanin" w:hAnsi="B Nazanin" w:cs="B Nazanin" w:eastAsia="B Nazanin"/>
           <w:b/>
           <w:color w:val="1565C0"/>
-          <w:sz w:val="40"/>
+          <w:sz w:val="48"/>
+          <w:szCs w:val="48"/>
           <w:rtl w:val="1"/>
         </w:rPr>
         <w:t>مدیریت رایگان دامنه‌های اینترنتی (DNS)</w:t>
@@ -101,7 +105,8 @@
           <w:rFonts w:ascii="B Nazanin" w:hAnsi="B Nazanin" w:cs="B Nazanin" w:eastAsia="B Nazanin"/>
           <w:b w:val="0"/>
           <w:color w:val="606060"/>
-          <w:sz w:val="22"/>
+          <w:sz w:val="24"/>
+          <w:szCs w:val="24"/>
           <w:rtl w:val="1"/>
         </w:rPr>
         <w:t>─────────  مشخصات پروژه  ─────────</w:t>
@@ -116,7 +121,8 @@
         <w:rPr>
           <w:rFonts w:ascii="B Nazanin" w:hAnsi="B Nazanin" w:cs="B Nazanin" w:eastAsia="B Nazanin"/>
           <w:b/>
-          <w:sz w:val="26"/>
+          <w:sz w:val="30"/>
+          <w:szCs w:val="30"/>
           <w:rtl w:val="1"/>
         </w:rPr>
         <w:t>گروه علوم رایانه</w:t>
@@ -131,7 +137,8 @@
         <w:rPr>
           <w:rFonts w:ascii="B Nazanin" w:hAnsi="B Nazanin" w:cs="B Nazanin" w:eastAsia="B Nazanin"/>
           <w:b w:val="0"/>
-          <w:sz w:val="24"/>
+          <w:sz w:val="28"/>
+          <w:szCs w:val="28"/>
           <w:rtl w:val="1"/>
         </w:rPr>
         <w:t>پایه نهم</w:t>
@@ -146,7 +153,8 @@
         <w:rPr>
           <w:rFonts w:ascii="B Nazanin" w:hAnsi="B Nazanin" w:cs="B Nazanin" w:eastAsia="B Nazanin"/>
           <w:b w:val="0"/>
-          <w:sz w:val="24"/>
+          <w:sz w:val="28"/>
+          <w:szCs w:val="28"/>
           <w:rtl w:val="1"/>
         </w:rPr>
         <w:t>سال تحصیلی ۱۴۰۴ – ۱۴۰۵</w:t>
@@ -165,7 +173,8 @@
           <w:rFonts w:ascii="B Nazanin" w:hAnsi="B Nazanin" w:cs="B Nazanin" w:eastAsia="B Nazanin"/>
           <w:b w:val="0"/>
           <w:color w:val="969696"/>
-          <w:sz w:val="20"/>
+          <w:sz w:val="22"/>
+          <w:szCs w:val="22"/>
           <w:rtl w:val="1"/>
         </w:rPr>
         <w:t>──────────────────────</w:t>
@@ -180,7 +189,8 @@
         <w:rPr>
           <w:rFonts w:ascii="B Nazanin" w:hAnsi="B Nazanin" w:cs="B Nazanin" w:eastAsia="B Nazanin"/>
           <w:b w:val="0"/>
-          <w:sz w:val="24"/>
+          <w:sz w:val="28"/>
+          <w:szCs w:val="28"/>
           <w:rtl w:val="1"/>
         </w:rPr>
         <w:t>نام دانش‌آموز:  ............................................</w:t>
@@ -195,7 +205,8 @@
         <w:rPr>
           <w:rFonts w:ascii="B Nazanin" w:hAnsi="B Nazanin" w:cs="B Nazanin" w:eastAsia="B Nazanin"/>
           <w:b w:val="0"/>
-          <w:sz w:val="24"/>
+          <w:sz w:val="28"/>
+          <w:szCs w:val="28"/>
           <w:rtl w:val="1"/>
         </w:rPr>
         <w:t>نام دبیر راهنما:  ............................................</w:t>
@@ -210,7 +221,8 @@
         <w:rPr>
           <w:rFonts w:ascii="B Nazanin" w:hAnsi="B Nazanin" w:cs="B Nazanin" w:eastAsia="B Nazanin"/>
           <w:b w:val="0"/>
-          <w:sz w:val="24"/>
+          <w:sz w:val="28"/>
+          <w:szCs w:val="28"/>
           <w:rtl w:val="1"/>
         </w:rPr>
         <w:t>نام مدرسه:  ............................................</w:t>
@@ -224,7 +236,7 @@
     <w:p>
       <w:pPr>
         <w:bidi w:val="1"/>
-        <w:spacing w:before="280" w:after="160"/>
+        <w:spacing w:before="320" w:after="200"/>
         <w:jc w:val="right"/>
       </w:pPr>
       <w:r>
@@ -232,7 +244,8 @@
           <w:rFonts w:ascii="B Nazanin" w:hAnsi="B Nazanin" w:cs="B Nazanin" w:eastAsia="B Nazanin"/>
           <w:b/>
           <w:color w:val="0D47A1"/>
-          <w:sz w:val="36"/>
+          <w:sz w:val="44"/>
+          <w:szCs w:val="44"/>
           <w:rtl w:val="1"/>
         </w:rPr>
         <w:t>چکیده</w:t>
@@ -241,14 +254,15 @@
     <w:p>
       <w:pPr>
         <w:bidi w:val="1"/>
-        <w:spacing w:line="360" w:lineRule="auto" w:after="120"/>
+        <w:spacing w:line="360" w:lineRule="auto" w:after="160"/>
         <w:jc w:val="both"/>
       </w:pPr>
       <w:r>
         <w:rPr>
           <w:rFonts w:ascii="B Nazanin" w:hAnsi="B Nazanin" w:cs="B Nazanin" w:eastAsia="B Nazanin"/>
           <w:b w:val="0"/>
-          <w:sz w:val="24"/>
+          <w:sz w:val="28"/>
+          <w:szCs w:val="28"/>
           <w:rtl w:val="1"/>
         </w:rPr>
         <w:t>در این پروژه یک سامانه‌ی تحت وب طراحی و پیاده‌سازی شده است که به کاربران این امکان را می‌دهد تا به‌صورت رایگان و بدون نیاز به دانش فنی، روی یک دامنه‌ی اینترنتی، زیردامنه (Subdomain) دلخواه خود را بسازند. به‌عنوان مثال، اگر دامنه‌ی اصلی سامانه example.com باشد، کاربر می‌تواند زیردامنه‌ی mysite.example.com را برای سایت شخصی خودش بسازد و از آن استفاده کند.</w:t>
@@ -257,14 +271,15 @@
     <w:p>
       <w:pPr>
         <w:bidi w:val="1"/>
-        <w:spacing w:line="360" w:lineRule="auto" w:after="120"/>
+        <w:spacing w:line="360" w:lineRule="auto" w:after="160"/>
         <w:jc w:val="both"/>
       </w:pPr>
       <w:r>
         <w:rPr>
           <w:rFonts w:ascii="B Nazanin" w:hAnsi="B Nazanin" w:cs="B Nazanin" w:eastAsia="B Nazanin"/>
           <w:b w:val="0"/>
-          <w:sz w:val="24"/>
+          <w:sz w:val="28"/>
+          <w:szCs w:val="28"/>
           <w:rtl w:val="1"/>
         </w:rPr>
         <w:t>این سامانه از یک رابط کاربری زیبا و دوزبانه (فارسی و انگلیسی) برخوردار است، با شرکت کلودفلر (Cloudflare) که یکی از بزرگ‌ترین شرکت‌های زیرساخت اینترنت در جهان است ارتباط مستقیم برقرار می‌کند، و ربات تلگرام نیز برای راحتی کاربران پشتیبانی می‌شود. این پروژه می‌تواند مبنای کسب‌وکار یا یک سرویس آموزشی برای دانش‌آموزانی باشد که می‌خواهند کار با وب و دامنه را یاد بگیرند.</w:t>
@@ -274,7 +289,7 @@
     <w:p>
       <w:pPr>
         <w:bidi w:val="1"/>
-        <w:spacing w:before="280" w:after="160"/>
+        <w:spacing w:before="320" w:after="200"/>
         <w:jc w:val="right"/>
       </w:pPr>
       <w:r>
@@ -282,7 +297,8 @@
           <w:rFonts w:ascii="B Nazanin" w:hAnsi="B Nazanin" w:cs="B Nazanin" w:eastAsia="B Nazanin"/>
           <w:b/>
           <w:color w:val="1565C0"/>
-          <w:sz w:val="30"/>
+          <w:sz w:val="36"/>
+          <w:szCs w:val="36"/>
           <w:rtl w:val="1"/>
         </w:rPr>
         <w:t>کلیدواژه‌ها</w:t>
@@ -291,14 +307,15 @@
     <w:p>
       <w:pPr>
         <w:bidi w:val="1"/>
-        <w:spacing w:line="360" w:lineRule="auto" w:after="120"/>
+        <w:spacing w:line="360" w:lineRule="auto" w:after="160"/>
         <w:jc w:val="both"/>
       </w:pPr>
       <w:r>
         <w:rPr>
           <w:rFonts w:ascii="B Nazanin" w:hAnsi="B Nazanin" w:cs="B Nazanin" w:eastAsia="B Nazanin"/>
           <w:b w:val="0"/>
-          <w:sz w:val="24"/>
+          <w:sz w:val="28"/>
+          <w:szCs w:val="28"/>
           <w:rtl w:val="1"/>
         </w:rPr>
         <w:t>دامنه اینترنتی، DNS، کلودفلر، توسعه وب، React، FastAPI، MongoDB، ربات تلگرام، احراز هویت با گوگل، رایگان</w:t>
@@ -312,7 +329,7 @@
     <w:p>
       <w:pPr>
         <w:bidi w:val="1"/>
-        <w:spacing w:before="280" w:after="160"/>
+        <w:spacing w:before="320" w:after="200"/>
         <w:jc w:val="right"/>
       </w:pPr>
       <w:r>
@@ -320,7 +337,8 @@
           <w:rFonts w:ascii="B Nazanin" w:hAnsi="B Nazanin" w:cs="B Nazanin" w:eastAsia="B Nazanin"/>
           <w:b/>
           <w:color w:val="0D47A1"/>
-          <w:sz w:val="36"/>
+          <w:sz w:val="44"/>
+          <w:szCs w:val="44"/>
           <w:rtl w:val="1"/>
         </w:rPr>
         <w:t>۱. مقدمه و طرح مسئله</w:t>
@@ -329,7 +347,7 @@
     <w:p>
       <w:pPr>
         <w:bidi w:val="1"/>
-        <w:spacing w:before="280" w:after="160"/>
+        <w:spacing w:before="320" w:after="200"/>
         <w:jc w:val="right"/>
       </w:pPr>
       <w:r>
@@ -337,7 +355,8 @@
           <w:rFonts w:ascii="B Nazanin" w:hAnsi="B Nazanin" w:cs="B Nazanin" w:eastAsia="B Nazanin"/>
           <w:b/>
           <w:color w:val="1565C0"/>
-          <w:sz w:val="30"/>
+          <w:sz w:val="36"/>
+          <w:szCs w:val="36"/>
           <w:rtl w:val="1"/>
         </w:rPr>
         <w:t>۱-۱. دامنه اینترنتی چیست؟</w:t>
@@ -346,14 +365,15 @@
     <w:p>
       <w:pPr>
         <w:bidi w:val="1"/>
-        <w:spacing w:line="360" w:lineRule="auto" w:after="120"/>
+        <w:spacing w:line="360" w:lineRule="auto" w:after="160"/>
         <w:jc w:val="both"/>
       </w:pPr>
       <w:r>
         <w:rPr>
           <w:rFonts w:ascii="B Nazanin" w:hAnsi="B Nazanin" w:cs="B Nazanin" w:eastAsia="B Nazanin"/>
           <w:b w:val="0"/>
-          <w:sz w:val="24"/>
+          <w:sz w:val="28"/>
+          <w:szCs w:val="28"/>
           <w:rtl w:val="1"/>
         </w:rPr>
         <w:t>هر سایت اینترنتی برای اینکه قابل دسترس باشد، نیاز به یک «دامنه» دارد. دامنه مثل آدرس خانه است، اما برای سایت! وقتی شما در مرورگر، آدرسی مثل google.com را تایپ می‌کنید، در واقع از یک سامانه‌ای به نام DNS (Domain Name System) درخواست می‌کنید که این آدرس را به یک «شناسه عددی» (IP) تبدیل کند تا مرورگر بتواند به سرور مربوطه وصل شود.</w:t>
@@ -362,7 +382,7 @@
     <w:p>
       <w:pPr>
         <w:bidi w:val="1"/>
-        <w:spacing w:before="280" w:after="160"/>
+        <w:spacing w:before="320" w:after="200"/>
         <w:jc w:val="right"/>
       </w:pPr>
       <w:r>
@@ -370,7 +390,8 @@
           <w:rFonts w:ascii="B Nazanin" w:hAnsi="B Nazanin" w:cs="B Nazanin" w:eastAsia="B Nazanin"/>
           <w:b/>
           <w:color w:val="1565C0"/>
-          <w:sz w:val="30"/>
+          <w:sz w:val="36"/>
+          <w:szCs w:val="36"/>
           <w:rtl w:val="1"/>
         </w:rPr>
         <w:t>۱-۲. مشکلی که حل می‌کنیم</w:t>
@@ -379,14 +400,15 @@
     <w:p>
       <w:pPr>
         <w:bidi w:val="1"/>
-        <w:spacing w:line="360" w:lineRule="auto" w:after="120"/>
+        <w:spacing w:line="360" w:lineRule="auto" w:after="160"/>
         <w:jc w:val="both"/>
       </w:pPr>
       <w:r>
         <w:rPr>
           <w:rFonts w:ascii="B Nazanin" w:hAnsi="B Nazanin" w:cs="B Nazanin" w:eastAsia="B Nazanin"/>
           <w:b w:val="0"/>
-          <w:sz w:val="24"/>
+          <w:sz w:val="28"/>
+          <w:szCs w:val="28"/>
           <w:rtl w:val="1"/>
         </w:rPr>
         <w:t>خرید دامنه برای دانش‌آموزان، دانشجویان و علاقه‌مندان به برنامه‌نویسی گاهی پرهزینه است. از طرفی، ساخت یک زیردامنه روی دامنه‌ی اصلی نیاز به دانش فنی نسبتاً بالایی دارد و ابزارهای موجود نیز کاربرپسند نیستند.</w:t>
@@ -395,14 +417,15 @@
     <w:p>
       <w:pPr>
         <w:bidi w:val="1"/>
-        <w:spacing w:line="360" w:lineRule="auto" w:after="120"/>
+        <w:spacing w:line="360" w:lineRule="auto" w:after="160"/>
         <w:jc w:val="both"/>
       </w:pPr>
       <w:r>
         <w:rPr>
           <w:rFonts w:ascii="B Nazanin" w:hAnsi="B Nazanin" w:cs="B Nazanin" w:eastAsia="B Nazanin"/>
           <w:b w:val="0"/>
-          <w:sz w:val="24"/>
+          <w:sz w:val="28"/>
+          <w:szCs w:val="28"/>
           <w:rtl w:val="1"/>
         </w:rPr>
         <w:t>این پروژه یک «پنل ساده» را ارائه می‌دهد که در آن کاربر فقط با چند کلیک می‌تواند زیردامنه‌ی خودش را بسازد، یک IP یا یک آدرس مقصد به آن متصل کند، و بدون نیاز به دانش فنی، سایتش را راه‌اندازی کند.</w:t>
@@ -411,7 +434,7 @@
     <w:p>
       <w:pPr>
         <w:bidi w:val="1"/>
-        <w:spacing w:before="280" w:after="160"/>
+        <w:spacing w:before="320" w:after="200"/>
         <w:jc w:val="right"/>
       </w:pPr>
       <w:r>
@@ -419,7 +442,8 @@
           <w:rFonts w:ascii="B Nazanin" w:hAnsi="B Nazanin" w:cs="B Nazanin" w:eastAsia="B Nazanin"/>
           <w:b/>
           <w:color w:val="1565C0"/>
-          <w:sz w:val="30"/>
+          <w:sz w:val="36"/>
+          <w:szCs w:val="36"/>
           <w:rtl w:val="1"/>
         </w:rPr>
         <w:t>۱-۳. هدف پروژه</w:t>
@@ -429,14 +453,15 @@
       <w:pPr>
         <w:pStyle w:val="ListBullet"/>
         <w:bidi w:val="1"/>
-        <w:spacing w:line="360" w:lineRule="auto"/>
+        <w:spacing w:line="360" w:lineRule="auto" w:after="80"/>
         <w:jc w:val="right"/>
       </w:pPr>
       <w:r>
         <w:rPr>
           <w:rFonts w:ascii="B Nazanin" w:hAnsi="B Nazanin" w:cs="B Nazanin" w:eastAsia="B Nazanin"/>
           <w:b/>
-          <w:sz w:val="24"/>
+          <w:sz w:val="28"/>
+          <w:szCs w:val="28"/>
           <w:rtl w:val="1"/>
         </w:rPr>
         <w:t xml:space="preserve">◆ </w:t>
@@ -445,7 +470,8 @@
         <w:rPr>
           <w:rFonts w:ascii="B Nazanin" w:hAnsi="B Nazanin" w:cs="B Nazanin" w:eastAsia="B Nazanin"/>
           <w:b w:val="0"/>
-          <w:sz w:val="24"/>
+          <w:sz w:val="28"/>
+          <w:szCs w:val="28"/>
           <w:rtl w:val="1"/>
         </w:rPr>
         <w:t>طراحی یک سامانه‌ی رایگان مدیریت دامنه برای کاربران ایرانی و خارجی</w:t>
@@ -455,14 +481,15 @@
       <w:pPr>
         <w:pStyle w:val="ListBullet"/>
         <w:bidi w:val="1"/>
-        <w:spacing w:line="360" w:lineRule="auto"/>
+        <w:spacing w:line="360" w:lineRule="auto" w:after="80"/>
         <w:jc w:val="right"/>
       </w:pPr>
       <w:r>
         <w:rPr>
           <w:rFonts w:ascii="B Nazanin" w:hAnsi="B Nazanin" w:cs="B Nazanin" w:eastAsia="B Nazanin"/>
           <w:b/>
-          <w:sz w:val="24"/>
+          <w:sz w:val="28"/>
+          <w:szCs w:val="28"/>
           <w:rtl w:val="1"/>
         </w:rPr>
         <w:t xml:space="preserve">◆ </w:t>
@@ -471,7 +498,8 @@
         <w:rPr>
           <w:rFonts w:ascii="B Nazanin" w:hAnsi="B Nazanin" w:cs="B Nazanin" w:eastAsia="B Nazanin"/>
           <w:b w:val="0"/>
-          <w:sz w:val="24"/>
+          <w:sz w:val="28"/>
+          <w:szCs w:val="28"/>
           <w:rtl w:val="1"/>
         </w:rPr>
         <w:t>ارائه‌ی رابط کاربری دوزبانه (فارسی – انگلیسی) با پشتیبانی کامل از RTL</w:t>
@@ -481,14 +509,15 @@
       <w:pPr>
         <w:pStyle w:val="ListBullet"/>
         <w:bidi w:val="1"/>
-        <w:spacing w:line="360" w:lineRule="auto"/>
+        <w:spacing w:line="360" w:lineRule="auto" w:after="80"/>
         <w:jc w:val="right"/>
       </w:pPr>
       <w:r>
         <w:rPr>
           <w:rFonts w:ascii="B Nazanin" w:hAnsi="B Nazanin" w:cs="B Nazanin" w:eastAsia="B Nazanin"/>
           <w:b/>
-          <w:sz w:val="24"/>
+          <w:sz w:val="28"/>
+          <w:szCs w:val="28"/>
           <w:rtl w:val="1"/>
         </w:rPr>
         <w:t xml:space="preserve">◆ </w:t>
@@ -497,7 +526,8 @@
         <w:rPr>
           <w:rFonts w:ascii="B Nazanin" w:hAnsi="B Nazanin" w:cs="B Nazanin" w:eastAsia="B Nazanin"/>
           <w:b w:val="0"/>
-          <w:sz w:val="24"/>
+          <w:sz w:val="28"/>
+          <w:szCs w:val="28"/>
           <w:rtl w:val="1"/>
         </w:rPr>
         <w:t>استفاده از زیرساخت قدرتمند کلودفلر برای انتشار سریع رکوردها</w:t>
@@ -507,14 +537,15 @@
       <w:pPr>
         <w:pStyle w:val="ListBullet"/>
         <w:bidi w:val="1"/>
-        <w:spacing w:line="360" w:lineRule="auto"/>
+        <w:spacing w:line="360" w:lineRule="auto" w:after="80"/>
         <w:jc w:val="right"/>
       </w:pPr>
       <w:r>
         <w:rPr>
           <w:rFonts w:ascii="B Nazanin" w:hAnsi="B Nazanin" w:cs="B Nazanin" w:eastAsia="B Nazanin"/>
           <w:b/>
-          <w:sz w:val="24"/>
+          <w:sz w:val="28"/>
+          <w:szCs w:val="28"/>
           <w:rtl w:val="1"/>
         </w:rPr>
         <w:t xml:space="preserve">◆ </w:t>
@@ -523,7 +554,8 @@
         <w:rPr>
           <w:rFonts w:ascii="B Nazanin" w:hAnsi="B Nazanin" w:cs="B Nazanin" w:eastAsia="B Nazanin"/>
           <w:b w:val="0"/>
-          <w:sz w:val="24"/>
+          <w:sz w:val="28"/>
+          <w:szCs w:val="28"/>
           <w:rtl w:val="1"/>
         </w:rPr>
         <w:t>پشتیبانی از ربات تلگرام برای راحتی کاربران</w:t>
@@ -533,14 +565,15 @@
       <w:pPr>
         <w:pStyle w:val="ListBullet"/>
         <w:bidi w:val="1"/>
-        <w:spacing w:line="360" w:lineRule="auto"/>
+        <w:spacing w:line="360" w:lineRule="auto" w:after="80"/>
         <w:jc w:val="right"/>
       </w:pPr>
       <w:r>
         <w:rPr>
           <w:rFonts w:ascii="B Nazanin" w:hAnsi="B Nazanin" w:cs="B Nazanin" w:eastAsia="B Nazanin"/>
           <w:b/>
-          <w:sz w:val="24"/>
+          <w:sz w:val="28"/>
+          <w:szCs w:val="28"/>
           <w:rtl w:val="1"/>
         </w:rPr>
         <w:t xml:space="preserve">◆ </w:t>
@@ -549,7 +582,8 @@
         <w:rPr>
           <w:rFonts w:ascii="B Nazanin" w:hAnsi="B Nazanin" w:cs="B Nazanin" w:eastAsia="B Nazanin"/>
           <w:b w:val="0"/>
-          <w:sz w:val="24"/>
+          <w:sz w:val="28"/>
+          <w:szCs w:val="28"/>
           <w:rtl w:val="1"/>
         </w:rPr>
         <w:t>سادگی نصب روی هر سرور لینوکسی فقط با اجرای یک دستور</w:t>
@@ -563,7 +597,7 @@
     <w:p>
       <w:pPr>
         <w:bidi w:val="1"/>
-        <w:spacing w:before="280" w:after="160"/>
+        <w:spacing w:before="320" w:after="200"/>
         <w:jc w:val="right"/>
       </w:pPr>
       <w:r>
@@ -571,7 +605,8 @@
           <w:rFonts w:ascii="B Nazanin" w:hAnsi="B Nazanin" w:cs="B Nazanin" w:eastAsia="B Nazanin"/>
           <w:b/>
           <w:color w:val="0D47A1"/>
-          <w:sz w:val="36"/>
+          <w:sz w:val="44"/>
+          <w:szCs w:val="44"/>
           <w:rtl w:val="1"/>
         </w:rPr>
         <w:t>۲. قابلیت‌های پروژه</w:t>
@@ -580,7 +615,7 @@
     <w:p>
       <w:pPr>
         <w:bidi w:val="1"/>
-        <w:spacing w:before="280" w:after="160"/>
+        <w:spacing w:before="320" w:after="200"/>
         <w:jc w:val="right"/>
       </w:pPr>
       <w:r>
@@ -588,7 +623,8 @@
           <w:rFonts w:ascii="B Nazanin" w:hAnsi="B Nazanin" w:cs="B Nazanin" w:eastAsia="B Nazanin"/>
           <w:b/>
           <w:color w:val="1565C0"/>
-          <w:sz w:val="30"/>
+          <w:sz w:val="36"/>
+          <w:szCs w:val="36"/>
           <w:rtl w:val="1"/>
         </w:rPr>
         <w:t>۲-۱. قابلیت‌های کاربر عادی</w:t>
@@ -598,14 +634,15 @@
       <w:pPr>
         <w:pStyle w:val="ListBullet"/>
         <w:bidi w:val="1"/>
-        <w:spacing w:line="360" w:lineRule="auto"/>
+        <w:spacing w:line="360" w:lineRule="auto" w:after="80"/>
         <w:jc w:val="right"/>
       </w:pPr>
       <w:r>
         <w:rPr>
           <w:rFonts w:ascii="B Nazanin" w:hAnsi="B Nazanin" w:cs="B Nazanin" w:eastAsia="B Nazanin"/>
           <w:b w:val="0"/>
-          <w:sz w:val="24"/>
+          <w:sz w:val="28"/>
+          <w:szCs w:val="28"/>
           <w:rtl w:val="1"/>
         </w:rPr>
         <w:t>ثبت‌نام و ورود با ایمیل و رمز عبور</w:t>
@@ -615,14 +652,15 @@
       <w:pPr>
         <w:pStyle w:val="ListBullet"/>
         <w:bidi w:val="1"/>
-        <w:spacing w:line="360" w:lineRule="auto"/>
+        <w:spacing w:line="360" w:lineRule="auto" w:after="80"/>
         <w:jc w:val="right"/>
       </w:pPr>
       <w:r>
         <w:rPr>
           <w:rFonts w:ascii="B Nazanin" w:hAnsi="B Nazanin" w:cs="B Nazanin" w:eastAsia="B Nazanin"/>
           <w:b w:val="0"/>
-          <w:sz w:val="24"/>
+          <w:sz w:val="28"/>
+          <w:szCs w:val="28"/>
           <w:rtl w:val="1"/>
         </w:rPr>
         <w:t>ورود سریع با حساب گوگل (Google OAuth) فقط با یک کلیک</w:t>
@@ -632,14 +670,15 @@
       <w:pPr>
         <w:pStyle w:val="ListBullet"/>
         <w:bidi w:val="1"/>
-        <w:spacing w:line="360" w:lineRule="auto"/>
+        <w:spacing w:line="360" w:lineRule="auto" w:after="80"/>
         <w:jc w:val="right"/>
       </w:pPr>
       <w:r>
         <w:rPr>
           <w:rFonts w:ascii="B Nazanin" w:hAnsi="B Nazanin" w:cs="B Nazanin" w:eastAsia="B Nazanin"/>
           <w:b w:val="0"/>
-          <w:sz w:val="24"/>
+          <w:sz w:val="28"/>
+          <w:szCs w:val="28"/>
           <w:rtl w:val="1"/>
         </w:rPr>
         <w:t>بازیابی رمز عبور از طریق ارسال کد ۶ رقمی به ایمیل</w:t>
@@ -649,14 +688,15 @@
       <w:pPr>
         <w:pStyle w:val="ListBullet"/>
         <w:bidi w:val="1"/>
-        <w:spacing w:line="360" w:lineRule="auto"/>
+        <w:spacing w:line="360" w:lineRule="auto" w:after="80"/>
         <w:jc w:val="right"/>
       </w:pPr>
       <w:r>
         <w:rPr>
           <w:rFonts w:ascii="B Nazanin" w:hAnsi="B Nazanin" w:cs="B Nazanin" w:eastAsia="B Nazanin"/>
           <w:b w:val="0"/>
-          <w:sz w:val="24"/>
+          <w:sz w:val="28"/>
+          <w:szCs w:val="28"/>
           <w:rtl w:val="1"/>
         </w:rPr>
         <w:t>ساخت چهار نوع رکورد DNS اصلی: A, AAAA, CNAME, NS</w:t>
@@ -666,14 +706,15 @@
       <w:pPr>
         <w:pStyle w:val="ListBullet"/>
         <w:bidi w:val="1"/>
-        <w:spacing w:line="360" w:lineRule="auto"/>
+        <w:spacing w:line="360" w:lineRule="auto" w:after="80"/>
         <w:jc w:val="right"/>
       </w:pPr>
       <w:r>
         <w:rPr>
           <w:rFonts w:ascii="B Nazanin" w:hAnsi="B Nazanin" w:cs="B Nazanin" w:eastAsia="B Nazanin"/>
           <w:b w:val="0"/>
-          <w:sz w:val="24"/>
+          <w:sz w:val="28"/>
+          <w:szCs w:val="28"/>
           <w:rtl w:val="1"/>
         </w:rPr>
         <w:t>ویرایش و حذف رکوردها</w:t>
@@ -683,14 +724,15 @@
       <w:pPr>
         <w:pStyle w:val="ListBullet"/>
         <w:bidi w:val="1"/>
-        <w:spacing w:line="360" w:lineRule="auto"/>
+        <w:spacing w:line="360" w:lineRule="auto" w:after="80"/>
         <w:jc w:val="right"/>
       </w:pPr>
       <w:r>
         <w:rPr>
           <w:rFonts w:ascii="B Nazanin" w:hAnsi="B Nazanin" w:cs="B Nazanin" w:eastAsia="B Nazanin"/>
           <w:b w:val="0"/>
-          <w:sz w:val="24"/>
+          <w:sz w:val="28"/>
+          <w:szCs w:val="28"/>
           <w:rtl w:val="1"/>
         </w:rPr>
         <w:t>ورود و خروج گروهی رکوردها به‌صورت فایل CSV (مثل اکسل)</w:t>
@@ -700,14 +742,15 @@
       <w:pPr>
         <w:pStyle w:val="ListBullet"/>
         <w:bidi w:val="1"/>
-        <w:spacing w:line="360" w:lineRule="auto"/>
+        <w:spacing w:line="360" w:lineRule="auto" w:after="80"/>
         <w:jc w:val="right"/>
       </w:pPr>
       <w:r>
         <w:rPr>
           <w:rFonts w:ascii="B Nazanin" w:hAnsi="B Nazanin" w:cs="B Nazanin" w:eastAsia="B Nazanin"/>
           <w:b w:val="0"/>
-          <w:sz w:val="24"/>
+          <w:sz w:val="28"/>
+          <w:szCs w:val="28"/>
           <w:rtl w:val="1"/>
         </w:rPr>
         <w:t>دعوت دوستان و دریافت رکورد رایگان اضافی برای هر دعوت موفق</w:t>
@@ -717,14 +760,15 @@
       <w:pPr>
         <w:pStyle w:val="ListBullet"/>
         <w:bidi w:val="1"/>
-        <w:spacing w:line="360" w:lineRule="auto"/>
+        <w:spacing w:line="360" w:lineRule="auto" w:after="80"/>
         <w:jc w:val="right"/>
       </w:pPr>
       <w:r>
         <w:rPr>
           <w:rFonts w:ascii="B Nazanin" w:hAnsi="B Nazanin" w:cs="B Nazanin" w:eastAsia="B Nazanin"/>
           <w:b w:val="0"/>
-          <w:sz w:val="24"/>
+          <w:sz w:val="28"/>
+          <w:szCs w:val="28"/>
           <w:rtl w:val="1"/>
         </w:rPr>
         <w:t>مشاهده‌ی لاگ فعالیت‌های شخصی</w:t>
@@ -733,7 +777,7 @@
     <w:p>
       <w:pPr>
         <w:bidi w:val="1"/>
-        <w:spacing w:before="280" w:after="160"/>
+        <w:spacing w:before="320" w:after="200"/>
         <w:jc w:val="right"/>
       </w:pPr>
       <w:r>
@@ -741,7 +785,8 @@
           <w:rFonts w:ascii="B Nazanin" w:hAnsi="B Nazanin" w:cs="B Nazanin" w:eastAsia="B Nazanin"/>
           <w:b/>
           <w:color w:val="1565C0"/>
-          <w:sz w:val="30"/>
+          <w:sz w:val="36"/>
+          <w:szCs w:val="36"/>
           <w:rtl w:val="1"/>
         </w:rPr>
         <w:t>۲-۲. قابلیت‌های پنل مدیریت (ادمین)</w:t>
@@ -751,14 +796,15 @@
       <w:pPr>
         <w:pStyle w:val="ListBullet"/>
         <w:bidi w:val="1"/>
-        <w:spacing w:line="360" w:lineRule="auto"/>
+        <w:spacing w:line="360" w:lineRule="auto" w:after="80"/>
         <w:jc w:val="right"/>
       </w:pPr>
       <w:r>
         <w:rPr>
           <w:rFonts w:ascii="B Nazanin" w:hAnsi="B Nazanin" w:cs="B Nazanin" w:eastAsia="B Nazanin"/>
           <w:b w:val="0"/>
-          <w:sz w:val="24"/>
+          <w:sz w:val="28"/>
+          <w:szCs w:val="28"/>
           <w:rtl w:val="1"/>
         </w:rPr>
         <w:t>مدیریت کامل کاربران: حذف، تغییر پلن، تغییر رمز عبور</w:t>
@@ -768,14 +814,15 @@
       <w:pPr>
         <w:pStyle w:val="ListBullet"/>
         <w:bidi w:val="1"/>
-        <w:spacing w:line="360" w:lineRule="auto"/>
+        <w:spacing w:line="360" w:lineRule="auto" w:after="80"/>
         <w:jc w:val="right"/>
       </w:pPr>
       <w:r>
         <w:rPr>
           <w:rFonts w:ascii="B Nazanin" w:hAnsi="B Nazanin" w:cs="B Nazanin" w:eastAsia="B Nazanin"/>
           <w:b w:val="0"/>
-          <w:sz w:val="24"/>
+          <w:sz w:val="28"/>
+          <w:szCs w:val="28"/>
           <w:rtl w:val="1"/>
         </w:rPr>
         <w:t>مشاهده و مدیریت تمام رکوردهای DNS کل کاربران</w:t>
@@ -785,14 +832,15 @@
       <w:pPr>
         <w:pStyle w:val="ListBullet"/>
         <w:bidi w:val="1"/>
-        <w:spacing w:line="360" w:lineRule="auto"/>
+        <w:spacing w:line="360" w:lineRule="auto" w:after="80"/>
         <w:jc w:val="right"/>
       </w:pPr>
       <w:r>
         <w:rPr>
           <w:rFonts w:ascii="B Nazanin" w:hAnsi="B Nazanin" w:cs="B Nazanin" w:eastAsia="B Nazanin"/>
           <w:b w:val="0"/>
-          <w:sz w:val="24"/>
+          <w:sz w:val="28"/>
+          <w:szCs w:val="28"/>
           <w:rtl w:val="1"/>
         </w:rPr>
         <w:t>پشتیبانی از چندین «زون» (دامنه) در کلودفلر، با امکان فعال یا غیرفعال کردن هر زون</w:t>
@@ -802,14 +850,15 @@
       <w:pPr>
         <w:pStyle w:val="ListBullet"/>
         <w:bidi w:val="1"/>
-        <w:spacing w:line="360" w:lineRule="auto"/>
+        <w:spacing w:line="360" w:lineRule="auto" w:after="80"/>
         <w:jc w:val="right"/>
       </w:pPr>
       <w:r>
         <w:rPr>
           <w:rFonts w:ascii="B Nazanin" w:hAnsi="B Nazanin" w:cs="B Nazanin" w:eastAsia="B Nazanin"/>
           <w:b w:val="0"/>
-          <w:sz w:val="24"/>
+          <w:sz w:val="28"/>
+          <w:szCs w:val="28"/>
           <w:rtl w:val="1"/>
         </w:rPr>
         <w:t>تعریف پلن‌های رایگان و پولی با تعداد رکورد دلخواه</w:t>
@@ -819,14 +868,15 @@
       <w:pPr>
         <w:pStyle w:val="ListBullet"/>
         <w:bidi w:val="1"/>
-        <w:spacing w:line="360" w:lineRule="auto"/>
+        <w:spacing w:line="360" w:lineRule="auto" w:after="80"/>
         <w:jc w:val="right"/>
       </w:pPr>
       <w:r>
         <w:rPr>
           <w:rFonts w:ascii="B Nazanin" w:hAnsi="B Nazanin" w:cs="B Nazanin" w:eastAsia="B Nazanin"/>
           <w:b w:val="0"/>
-          <w:sz w:val="24"/>
+          <w:sz w:val="28"/>
+          <w:szCs w:val="28"/>
           <w:rtl w:val="1"/>
         </w:rPr>
         <w:t>فعال یا غیرفعال کردن فرم ثبت‌نام ایمیلی (می‌توان فقط ورود گوگل را در دسترس گذاشت)</w:t>
@@ -836,14 +886,15 @@
       <w:pPr>
         <w:pStyle w:val="ListBullet"/>
         <w:bidi w:val="1"/>
-        <w:spacing w:line="360" w:lineRule="auto"/>
+        <w:spacing w:line="360" w:lineRule="auto" w:after="80"/>
         <w:jc w:val="right"/>
       </w:pPr>
       <w:r>
         <w:rPr>
           <w:rFonts w:ascii="B Nazanin" w:hAnsi="B Nazanin" w:cs="B Nazanin" w:eastAsia="B Nazanin"/>
           <w:b w:val="0"/>
-          <w:sz w:val="24"/>
+          <w:sz w:val="28"/>
+          <w:szCs w:val="28"/>
           <w:rtl w:val="1"/>
         </w:rPr>
         <w:t>تنظیم Google OAuth (Client ID و Client Secret) از داخل پنل</w:t>
@@ -853,14 +904,15 @@
       <w:pPr>
         <w:pStyle w:val="ListBullet"/>
         <w:bidi w:val="1"/>
-        <w:spacing w:line="360" w:lineRule="auto"/>
+        <w:spacing w:line="360" w:lineRule="auto" w:after="80"/>
         <w:jc w:val="right"/>
       </w:pPr>
       <w:r>
         <w:rPr>
           <w:rFonts w:ascii="B Nazanin" w:hAnsi="B Nazanin" w:cs="B Nazanin" w:eastAsia="B Nazanin"/>
           <w:b w:val="0"/>
-          <w:sz w:val="24"/>
+          <w:sz w:val="28"/>
+          <w:szCs w:val="28"/>
           <w:rtl w:val="1"/>
         </w:rPr>
         <w:t>تنظیم SMTP برای ارسال ایمیل بازیابی رمز و تایید حساب</w:t>
@@ -870,14 +922,15 @@
       <w:pPr>
         <w:pStyle w:val="ListBullet"/>
         <w:bidi w:val="1"/>
-        <w:spacing w:line="360" w:lineRule="auto"/>
+        <w:spacing w:line="360" w:lineRule="auto" w:after="80"/>
         <w:jc w:val="right"/>
       </w:pPr>
       <w:r>
         <w:rPr>
           <w:rFonts w:ascii="B Nazanin" w:hAnsi="B Nazanin" w:cs="B Nazanin" w:eastAsia="B Nazanin"/>
           <w:b w:val="0"/>
-          <w:sz w:val="24"/>
+          <w:sz w:val="28"/>
+          <w:szCs w:val="28"/>
           <w:rtl w:val="1"/>
         </w:rPr>
         <w:t>پشتیبان‌گیری خودکار از پایگاه داده با زمان‌بندی دلخواه</w:t>
@@ -887,14 +940,15 @@
       <w:pPr>
         <w:pStyle w:val="ListBullet"/>
         <w:bidi w:val="1"/>
-        <w:spacing w:line="360" w:lineRule="auto"/>
+        <w:spacing w:line="360" w:lineRule="auto" w:after="80"/>
         <w:jc w:val="right"/>
       </w:pPr>
       <w:r>
         <w:rPr>
           <w:rFonts w:ascii="B Nazanin" w:hAnsi="B Nazanin" w:cs="B Nazanin" w:eastAsia="B Nazanin"/>
           <w:b w:val="0"/>
-          <w:sz w:val="24"/>
+          <w:sz w:val="28"/>
+          <w:szCs w:val="28"/>
           <w:rtl w:val="1"/>
         </w:rPr>
         <w:t>لاگ کامل از تمام فعالیت‌ها (ورود، ساخت رکورد، تغییرات و ...)</w:t>
@@ -903,7 +957,7 @@
     <w:p>
       <w:pPr>
         <w:bidi w:val="1"/>
-        <w:spacing w:before="280" w:after="160"/>
+        <w:spacing w:before="320" w:after="200"/>
         <w:jc w:val="right"/>
       </w:pPr>
       <w:r>
@@ -911,7 +965,8 @@
           <w:rFonts w:ascii="B Nazanin" w:hAnsi="B Nazanin" w:cs="B Nazanin" w:eastAsia="B Nazanin"/>
           <w:b/>
           <w:color w:val="1565C0"/>
-          <w:sz w:val="30"/>
+          <w:sz w:val="36"/>
+          <w:szCs w:val="36"/>
           <w:rtl w:val="1"/>
         </w:rPr>
         <w:t>۲-۳. ربات تلگرام</w:t>
@@ -921,14 +976,15 @@
       <w:pPr>
         <w:pStyle w:val="ListBullet"/>
         <w:bidi w:val="1"/>
-        <w:spacing w:line="360" w:lineRule="auto"/>
+        <w:spacing w:line="360" w:lineRule="auto" w:after="80"/>
         <w:jc w:val="right"/>
       </w:pPr>
       <w:r>
         <w:rPr>
           <w:rFonts w:ascii="B Nazanin" w:hAnsi="B Nazanin" w:cs="B Nazanin" w:eastAsia="B Nazanin"/>
           <w:b w:val="0"/>
-          <w:sz w:val="24"/>
+          <w:sz w:val="28"/>
+          <w:szCs w:val="28"/>
           <w:rtl w:val="1"/>
         </w:rPr>
         <w:t>مدیریت کامل رکوردهای DNS مستقیماً از داخل تلگرام</w:t>
@@ -938,14 +994,15 @@
       <w:pPr>
         <w:pStyle w:val="ListBullet"/>
         <w:bidi w:val="1"/>
-        <w:spacing w:line="360" w:lineRule="auto"/>
+        <w:spacing w:line="360" w:lineRule="auto" w:after="80"/>
         <w:jc w:val="right"/>
       </w:pPr>
       <w:r>
         <w:rPr>
           <w:rFonts w:ascii="B Nazanin" w:hAnsi="B Nazanin" w:cs="B Nazanin" w:eastAsia="B Nazanin"/>
           <w:b w:val="0"/>
-          <w:sz w:val="24"/>
+          <w:sz w:val="28"/>
+          <w:szCs w:val="28"/>
           <w:rtl w:val="1"/>
         </w:rPr>
         <w:t>اطلاع‌رسانی به ادمین در زمان ثبت‌نام کاربر جدید</w:t>
@@ -955,14 +1012,15 @@
       <w:pPr>
         <w:pStyle w:val="ListBullet"/>
         <w:bidi w:val="1"/>
-        <w:spacing w:line="360" w:lineRule="auto"/>
+        <w:spacing w:line="360" w:lineRule="auto" w:after="80"/>
         <w:jc w:val="right"/>
       </w:pPr>
       <w:r>
         <w:rPr>
           <w:rFonts w:ascii="B Nazanin" w:hAnsi="B Nazanin" w:cs="B Nazanin" w:eastAsia="B Nazanin"/>
           <w:b w:val="0"/>
-          <w:sz w:val="24"/>
+          <w:sz w:val="28"/>
+          <w:szCs w:val="28"/>
           <w:rtl w:val="1"/>
         </w:rPr>
         <w:t>پشتیبانی دوزبانه (فارسی و انگلیسی)</w:t>
@@ -972,14 +1030,15 @@
       <w:pPr>
         <w:pStyle w:val="ListBullet"/>
         <w:bidi w:val="1"/>
-        <w:spacing w:line="360" w:lineRule="auto"/>
+        <w:spacing w:line="360" w:lineRule="auto" w:after="80"/>
         <w:jc w:val="right"/>
       </w:pPr>
       <w:r>
         <w:rPr>
           <w:rFonts w:ascii="B Nazanin" w:hAnsi="B Nazanin" w:cs="B Nazanin" w:eastAsia="B Nazanin"/>
           <w:b w:val="0"/>
-          <w:sz w:val="24"/>
+          <w:sz w:val="28"/>
+          <w:szCs w:val="28"/>
           <w:rtl w:val="1"/>
         </w:rPr>
         <w:t>انتخاب زون موقع ساخت رکورد (زون‌های غیرفعال خودکار فیلتر می‌شوند)</w:t>
@@ -993,7 +1052,7 @@
     <w:p>
       <w:pPr>
         <w:bidi w:val="1"/>
-        <w:spacing w:before="280" w:after="160"/>
+        <w:spacing w:before="320" w:after="200"/>
         <w:jc w:val="right"/>
       </w:pPr>
       <w:r>
@@ -1001,7 +1060,8 @@
           <w:rFonts w:ascii="B Nazanin" w:hAnsi="B Nazanin" w:cs="B Nazanin" w:eastAsia="B Nazanin"/>
           <w:b/>
           <w:color w:val="0D47A1"/>
-          <w:sz w:val="36"/>
+          <w:sz w:val="44"/>
+          <w:szCs w:val="44"/>
           <w:rtl w:val="1"/>
         </w:rPr>
         <w:t>۳. فناوری‌های استفاده‌شده</w:t>
@@ -1010,14 +1070,15 @@
     <w:p>
       <w:pPr>
         <w:bidi w:val="1"/>
-        <w:spacing w:line="360" w:lineRule="auto" w:after="120"/>
+        <w:spacing w:line="360" w:lineRule="auto" w:after="160"/>
         <w:jc w:val="both"/>
       </w:pPr>
       <w:r>
         <w:rPr>
           <w:rFonts w:ascii="B Nazanin" w:hAnsi="B Nazanin" w:cs="B Nazanin" w:eastAsia="B Nazanin"/>
           <w:b w:val="0"/>
-          <w:sz w:val="24"/>
+          <w:sz w:val="28"/>
+          <w:szCs w:val="28"/>
           <w:rtl w:val="1"/>
         </w:rPr>
         <w:t>این پروژه با استفاده از فناوری‌های روز دنیا و در بستر یک معماری مدرن طراحی شده است. در جدول زیر، ابزارهای اصلی و نقش هر یک در پروژه آورده شده است:</w:t>
@@ -1029,6 +1090,7 @@
         <w:tblW w:type="auto" w:w="0"/>
         <w:jc w:val="right"/>
         <w:tblLook w:firstColumn="1" w:firstRow="1" w:lastColumn="0" w:lastRow="0" w:noHBand="0" w:noVBand="1" w:val="04A0"/>
+        <w:bidiVisual/>
       </w:tblPr>
       <w:tblGrid>
         <w:gridCol w:w="4873"/>
@@ -1050,7 +1112,8 @@
               <w:rPr>
                 <w:rFonts w:ascii="B Nazanin" w:hAnsi="B Nazanin" w:cs="B Nazanin" w:eastAsia="B Nazanin"/>
                 <w:b/>
-                <w:sz w:val="22"/>
+                <w:sz w:val="26"/>
+                <w:szCs w:val="26"/>
                 <w:rtl w:val="1"/>
               </w:rPr>
               <w:t>بخش رابط کاربری (Frontend)</w:t>
@@ -1072,7 +1135,8 @@
               <w:rPr>
                 <w:rFonts w:ascii="B Nazanin" w:hAnsi="B Nazanin" w:cs="B Nazanin" w:eastAsia="B Nazanin"/>
                 <w:b w:val="0"/>
-                <w:sz w:val="22"/>
+                <w:sz w:val="26"/>
+                <w:szCs w:val="26"/>
                 <w:rtl w:val="1"/>
               </w:rPr>
               <w:t>React + Tailwind CSS + Shadcn UI</w:t>
@@ -1096,7 +1160,8 @@
               <w:rPr>
                 <w:rFonts w:ascii="B Nazanin" w:hAnsi="B Nazanin" w:cs="B Nazanin" w:eastAsia="B Nazanin"/>
                 <w:b/>
-                <w:sz w:val="22"/>
+                <w:sz w:val="26"/>
+                <w:szCs w:val="26"/>
                 <w:rtl w:val="1"/>
               </w:rPr>
               <w:t>بخش سرور (Backend)</w:t>
@@ -1118,7 +1183,8 @@
               <w:rPr>
                 <w:rFonts w:ascii="B Nazanin" w:hAnsi="B Nazanin" w:cs="B Nazanin" w:eastAsia="B Nazanin"/>
                 <w:b w:val="0"/>
-                <w:sz w:val="22"/>
+                <w:sz w:val="26"/>
+                <w:szCs w:val="26"/>
                 <w:rtl w:val="1"/>
               </w:rPr>
               <w:t>FastAPI به زبان پایتون</w:t>
@@ -1142,7 +1208,8 @@
               <w:rPr>
                 <w:rFonts w:ascii="B Nazanin" w:hAnsi="B Nazanin" w:cs="B Nazanin" w:eastAsia="B Nazanin"/>
                 <w:b/>
-                <w:sz w:val="22"/>
+                <w:sz w:val="26"/>
+                <w:szCs w:val="26"/>
                 <w:rtl w:val="1"/>
               </w:rPr>
               <w:t>پایگاه داده</w:t>
@@ -1164,7 +1231,8 @@
               <w:rPr>
                 <w:rFonts w:ascii="B Nazanin" w:hAnsi="B Nazanin" w:cs="B Nazanin" w:eastAsia="B Nazanin"/>
                 <w:b w:val="0"/>
-                <w:sz w:val="22"/>
+                <w:sz w:val="26"/>
+                <w:szCs w:val="26"/>
                 <w:rtl w:val="1"/>
               </w:rPr>
               <w:t>MongoDB</w:t>
@@ -1188,7 +1256,8 @@
               <w:rPr>
                 <w:rFonts w:ascii="B Nazanin" w:hAnsi="B Nazanin" w:cs="B Nazanin" w:eastAsia="B Nazanin"/>
                 <w:b/>
-                <w:sz w:val="22"/>
+                <w:sz w:val="26"/>
+                <w:szCs w:val="26"/>
                 <w:rtl w:val="1"/>
               </w:rPr>
               <w:t>ارتباط با DNS</w:t>
@@ -1210,7 +1279,8 @@
               <w:rPr>
                 <w:rFonts w:ascii="B Nazanin" w:hAnsi="B Nazanin" w:cs="B Nazanin" w:eastAsia="B Nazanin"/>
                 <w:b w:val="0"/>
-                <w:sz w:val="22"/>
+                <w:sz w:val="26"/>
+                <w:szCs w:val="26"/>
                 <w:rtl w:val="1"/>
               </w:rPr>
               <w:t>Cloudflare API</w:t>
@@ -1234,7 +1304,8 @@
               <w:rPr>
                 <w:rFonts w:ascii="B Nazanin" w:hAnsi="B Nazanin" w:cs="B Nazanin" w:eastAsia="B Nazanin"/>
                 <w:b/>
-                <w:sz w:val="22"/>
+                <w:sz w:val="26"/>
+                <w:szCs w:val="26"/>
                 <w:rtl w:val="1"/>
               </w:rPr>
               <w:t>احراز هویت گوگل</w:t>
@@ -1256,7 +1327,8 @@
               <w:rPr>
                 <w:rFonts w:ascii="B Nazanin" w:hAnsi="B Nazanin" w:cs="B Nazanin" w:eastAsia="B Nazanin"/>
                 <w:b w:val="0"/>
-                <w:sz w:val="22"/>
+                <w:sz w:val="26"/>
+                <w:szCs w:val="26"/>
                 <w:rtl w:val="1"/>
               </w:rPr>
               <w:t>Google OAuth 2.0</w:t>
@@ -1280,7 +1352,8 @@
               <w:rPr>
                 <w:rFonts w:ascii="B Nazanin" w:hAnsi="B Nazanin" w:cs="B Nazanin" w:eastAsia="B Nazanin"/>
                 <w:b/>
-                <w:sz w:val="22"/>
+                <w:sz w:val="26"/>
+                <w:szCs w:val="26"/>
                 <w:rtl w:val="1"/>
               </w:rPr>
               <w:t>احراز هویت داخلی</w:t>
@@ -1302,7 +1375,8 @@
               <w:rPr>
                 <w:rFonts w:ascii="B Nazanin" w:hAnsi="B Nazanin" w:cs="B Nazanin" w:eastAsia="B Nazanin"/>
                 <w:b w:val="0"/>
-                <w:sz w:val="22"/>
+                <w:sz w:val="26"/>
+                <w:szCs w:val="26"/>
                 <w:rtl w:val="1"/>
               </w:rPr>
               <w:t>JWT + bcrypt</w:t>
@@ -1326,7 +1400,8 @@
               <w:rPr>
                 <w:rFonts w:ascii="B Nazanin" w:hAnsi="B Nazanin" w:cs="B Nazanin" w:eastAsia="B Nazanin"/>
                 <w:b/>
-                <w:sz w:val="22"/>
+                <w:sz w:val="26"/>
+                <w:szCs w:val="26"/>
                 <w:rtl w:val="1"/>
               </w:rPr>
               <w:t>ارسال ایمیل</w:t>
@@ -1348,7 +1423,8 @@
               <w:rPr>
                 <w:rFonts w:ascii="B Nazanin" w:hAnsi="B Nazanin" w:cs="B Nazanin" w:eastAsia="B Nazanin"/>
                 <w:b w:val="0"/>
-                <w:sz w:val="22"/>
+                <w:sz w:val="26"/>
+                <w:szCs w:val="26"/>
                 <w:rtl w:val="1"/>
               </w:rPr>
               <w:t>SMTP (مثل Gmail)</w:t>
@@ -1372,7 +1448,8 @@
               <w:rPr>
                 <w:rFonts w:ascii="B Nazanin" w:hAnsi="B Nazanin" w:cs="B Nazanin" w:eastAsia="B Nazanin"/>
                 <w:b/>
-                <w:sz w:val="22"/>
+                <w:sz w:val="26"/>
+                <w:szCs w:val="26"/>
                 <w:rtl w:val="1"/>
               </w:rPr>
               <w:t>ربات تلگرام</w:t>
@@ -1394,7 +1471,8 @@
               <w:rPr>
                 <w:rFonts w:ascii="B Nazanin" w:hAnsi="B Nazanin" w:cs="B Nazanin" w:eastAsia="B Nazanin"/>
                 <w:b w:val="0"/>
-                <w:sz w:val="22"/>
+                <w:sz w:val="26"/>
+                <w:szCs w:val="26"/>
                 <w:rtl w:val="1"/>
               </w:rPr>
               <w:t>python-telegram-bot</w:t>
@@ -1418,7 +1496,8 @@
               <w:rPr>
                 <w:rFonts w:ascii="B Nazanin" w:hAnsi="B Nazanin" w:cs="B Nazanin" w:eastAsia="B Nazanin"/>
                 <w:b/>
-                <w:sz w:val="22"/>
+                <w:sz w:val="26"/>
+                <w:szCs w:val="26"/>
                 <w:rtl w:val="1"/>
               </w:rPr>
               <w:t>وب‌سرور</w:t>
@@ -1440,7 +1519,8 @@
               <w:rPr>
                 <w:rFonts w:ascii="B Nazanin" w:hAnsi="B Nazanin" w:cs="B Nazanin" w:eastAsia="B Nazanin"/>
                 <w:b w:val="0"/>
-                <w:sz w:val="22"/>
+                <w:sz w:val="26"/>
+                <w:szCs w:val="26"/>
                 <w:rtl w:val="1"/>
               </w:rPr>
               <w:t>Nginx + Let's Encrypt SSL</w:t>
@@ -1464,7 +1544,8 @@
               <w:rPr>
                 <w:rFonts w:ascii="B Nazanin" w:hAnsi="B Nazanin" w:cs="B Nazanin" w:eastAsia="B Nazanin"/>
                 <w:b/>
-                <w:sz w:val="22"/>
+                <w:sz w:val="26"/>
+                <w:szCs w:val="26"/>
                 <w:rtl w:val="1"/>
               </w:rPr>
               <w:t>سیستم‌عامل سرور</w:t>
@@ -1486,7 +1567,8 @@
               <w:rPr>
                 <w:rFonts w:ascii="B Nazanin" w:hAnsi="B Nazanin" w:cs="B Nazanin" w:eastAsia="B Nazanin"/>
                 <w:b w:val="0"/>
-                <w:sz w:val="22"/>
+                <w:sz w:val="26"/>
+                <w:szCs w:val="26"/>
                 <w:rtl w:val="1"/>
               </w:rPr>
               <w:t>لینوکس Ubuntu / Debian</w:t>
@@ -1499,14 +1581,15 @@
     <w:p>
       <w:pPr>
         <w:bidi w:val="1"/>
-        <w:spacing w:line="360" w:lineRule="auto" w:after="120"/>
+        <w:spacing w:line="360" w:lineRule="auto" w:after="160"/>
         <w:jc w:val="both"/>
       </w:pPr>
       <w:r>
         <w:rPr>
           <w:rFonts w:ascii="B Nazanin" w:hAnsi="B Nazanin" w:cs="B Nazanin" w:eastAsia="B Nazanin"/>
           <w:b w:val="0"/>
-          <w:sz w:val="24"/>
+          <w:sz w:val="28"/>
+          <w:szCs w:val="28"/>
           <w:rtl w:val="1"/>
         </w:rPr>
         <w:t>دلیل انتخاب این فناوری‌ها این بود که هم رایگان و متن‌باز هستند، هم بسیار پرکاربرد و قدرتمندند و هم منابع آموزشی فراوانی برای یادگیری آن‌ها وجود دارد.</w:t>
@@ -1520,7 +1603,7 @@
     <w:p>
       <w:pPr>
         <w:bidi w:val="1"/>
-        <w:spacing w:before="280" w:after="160"/>
+        <w:spacing w:before="320" w:after="200"/>
         <w:jc w:val="right"/>
       </w:pPr>
       <w:r>
@@ -1528,7 +1611,8 @@
           <w:rFonts w:ascii="B Nazanin" w:hAnsi="B Nazanin" w:cs="B Nazanin" w:eastAsia="B Nazanin"/>
           <w:b/>
           <w:color w:val="0D47A1"/>
-          <w:sz w:val="36"/>
+          <w:sz w:val="44"/>
+          <w:szCs w:val="44"/>
           <w:rtl w:val="1"/>
         </w:rPr>
         <w:t>۴. معماری کلی پروژه</w:t>
@@ -1537,14 +1621,15 @@
     <w:p>
       <w:pPr>
         <w:bidi w:val="1"/>
-        <w:spacing w:line="360" w:lineRule="auto" w:after="120"/>
+        <w:spacing w:line="360" w:lineRule="auto" w:after="160"/>
         <w:jc w:val="both"/>
       </w:pPr>
       <w:r>
         <w:rPr>
           <w:rFonts w:ascii="B Nazanin" w:hAnsi="B Nazanin" w:cs="B Nazanin" w:eastAsia="B Nazanin"/>
           <w:b w:val="0"/>
-          <w:sz w:val="24"/>
+          <w:sz w:val="28"/>
+          <w:szCs w:val="28"/>
           <w:rtl w:val="1"/>
         </w:rPr>
         <w:t>برای اینکه پروژه ساده‌تر فهمیده شود، معماری آن را در نمودار زیر می‌توان دید. هر بخش وظیفه‌ی مشخصی دارد و این بخش‌ها از طریق پروتکل‌های استاندارد اینترنت با هم در ارتباط‌اند:</w:t>
@@ -1553,13 +1638,14 @@
     <w:p/>
     <w:p>
       <w:pPr>
+        <w:bidi w:val="1"/>
         <w:jc w:val="center"/>
       </w:pPr>
       <w:r>
         <w:rPr>
           <w:rFonts w:ascii="Consolas" w:hAnsi="Consolas"/>
-          <w:color w:val="212121"/>
-          <w:sz w:val="18"/>
+          <w:rFonts w:ascii="Consolas" w:hAnsi="Consolas"/>
+          <w:sz w:val="20"/>
         </w:rPr>
         <w:t xml:space="preserve">          ┌────────────────────────┐</w:t>
         <w:br/>
@@ -1611,7 +1697,7 @@
     <w:p>
       <w:pPr>
         <w:bidi w:val="1"/>
-        <w:spacing w:before="280" w:after="160"/>
+        <w:spacing w:before="320" w:after="200"/>
         <w:jc w:val="right"/>
       </w:pPr>
       <w:r>
@@ -1619,7 +1705,8 @@
           <w:rFonts w:ascii="B Nazanin" w:hAnsi="B Nazanin" w:cs="B Nazanin" w:eastAsia="B Nazanin"/>
           <w:b/>
           <w:color w:val="212121"/>
-          <w:sz w:val="26"/>
+          <w:sz w:val="32"/>
+          <w:szCs w:val="32"/>
           <w:rtl w:val="1"/>
         </w:rPr>
         <w:t>توضیح معماری به‌زبان ساده:</w:t>
@@ -1629,14 +1716,15 @@
       <w:pPr>
         <w:pStyle w:val="ListBullet"/>
         <w:bidi w:val="1"/>
-        <w:spacing w:line="360" w:lineRule="auto"/>
+        <w:spacing w:line="360" w:lineRule="auto" w:after="80"/>
         <w:jc w:val="right"/>
       </w:pPr>
       <w:r>
         <w:rPr>
           <w:rFonts w:ascii="B Nazanin" w:hAnsi="B Nazanin" w:cs="B Nazanin" w:eastAsia="B Nazanin"/>
           <w:b/>
-          <w:sz w:val="24"/>
+          <w:sz w:val="28"/>
+          <w:szCs w:val="28"/>
           <w:rtl w:val="1"/>
         </w:rPr>
         <w:t xml:space="preserve">۱. </w:t>
@@ -1645,7 +1733,8 @@
         <w:rPr>
           <w:rFonts w:ascii="B Nazanin" w:hAnsi="B Nazanin" w:cs="B Nazanin" w:eastAsia="B Nazanin"/>
           <w:b w:val="0"/>
-          <w:sz w:val="24"/>
+          <w:sz w:val="28"/>
+          <w:szCs w:val="28"/>
           <w:rtl w:val="1"/>
         </w:rPr>
         <w:t>کاربر با مرورگر یا تلگرام به سامانه وصل می‌شود.</w:t>
@@ -1655,14 +1744,15 @@
       <w:pPr>
         <w:pStyle w:val="ListBullet"/>
         <w:bidi w:val="1"/>
-        <w:spacing w:line="360" w:lineRule="auto"/>
+        <w:spacing w:line="360" w:lineRule="auto" w:after="80"/>
         <w:jc w:val="right"/>
       </w:pPr>
       <w:r>
         <w:rPr>
           <w:rFonts w:ascii="B Nazanin" w:hAnsi="B Nazanin" w:cs="B Nazanin" w:eastAsia="B Nazanin"/>
           <w:b/>
-          <w:sz w:val="24"/>
+          <w:sz w:val="28"/>
+          <w:szCs w:val="28"/>
           <w:rtl w:val="1"/>
         </w:rPr>
         <w:t xml:space="preserve">۲. </w:t>
@@ -1671,7 +1761,8 @@
         <w:rPr>
           <w:rFonts w:ascii="B Nazanin" w:hAnsi="B Nazanin" w:cs="B Nazanin" w:eastAsia="B Nazanin"/>
           <w:b w:val="0"/>
-          <w:sz w:val="24"/>
+          <w:sz w:val="28"/>
+          <w:szCs w:val="28"/>
           <w:rtl w:val="1"/>
         </w:rPr>
         <w:t>Nginx درخواست را امن می‌کند و به سمت سرور یا اپلیکیشن می‌فرستد.</w:t>
@@ -1681,14 +1772,15 @@
       <w:pPr>
         <w:pStyle w:val="ListBullet"/>
         <w:bidi w:val="1"/>
-        <w:spacing w:line="360" w:lineRule="auto"/>
+        <w:spacing w:line="360" w:lineRule="auto" w:after="80"/>
         <w:jc w:val="right"/>
       </w:pPr>
       <w:r>
         <w:rPr>
           <w:rFonts w:ascii="B Nazanin" w:hAnsi="B Nazanin" w:cs="B Nazanin" w:eastAsia="B Nazanin"/>
           <w:b/>
-          <w:sz w:val="24"/>
+          <w:sz w:val="28"/>
+          <w:szCs w:val="28"/>
           <w:rtl w:val="1"/>
         </w:rPr>
         <w:t xml:space="preserve">۳. </w:t>
@@ -1697,7 +1789,8 @@
         <w:rPr>
           <w:rFonts w:ascii="B Nazanin" w:hAnsi="B Nazanin" w:cs="B Nazanin" w:eastAsia="B Nazanin"/>
           <w:b w:val="0"/>
-          <w:sz w:val="24"/>
+          <w:sz w:val="28"/>
+          <w:szCs w:val="28"/>
           <w:rtl w:val="1"/>
         </w:rPr>
         <w:t>بخش React رابط کاربری را به کاربر نشان می‌دهد.</w:t>
@@ -1707,14 +1800,15 @@
       <w:pPr>
         <w:pStyle w:val="ListBullet"/>
         <w:bidi w:val="1"/>
-        <w:spacing w:line="360" w:lineRule="auto"/>
+        <w:spacing w:line="360" w:lineRule="auto" w:after="80"/>
         <w:jc w:val="right"/>
       </w:pPr>
       <w:r>
         <w:rPr>
           <w:rFonts w:ascii="B Nazanin" w:hAnsi="B Nazanin" w:cs="B Nazanin" w:eastAsia="B Nazanin"/>
           <w:b/>
-          <w:sz w:val="24"/>
+          <w:sz w:val="28"/>
+          <w:szCs w:val="28"/>
           <w:rtl w:val="1"/>
         </w:rPr>
         <w:t xml:space="preserve">۴. </w:t>
@@ -1723,7 +1817,8 @@
         <w:rPr>
           <w:rFonts w:ascii="B Nazanin" w:hAnsi="B Nazanin" w:cs="B Nazanin" w:eastAsia="B Nazanin"/>
           <w:b w:val="0"/>
-          <w:sz w:val="24"/>
+          <w:sz w:val="28"/>
+          <w:szCs w:val="28"/>
           <w:rtl w:val="1"/>
         </w:rPr>
         <w:t>بخش FastAPI درخواست‌ها را پردازش می‌کند و با MongoDB، کلودفلر و تلگرام صحبت می‌کند.</w:t>
@@ -1733,14 +1828,15 @@
       <w:pPr>
         <w:pStyle w:val="ListBullet"/>
         <w:bidi w:val="1"/>
-        <w:spacing w:line="360" w:lineRule="auto"/>
+        <w:spacing w:line="360" w:lineRule="auto" w:after="80"/>
         <w:jc w:val="right"/>
       </w:pPr>
       <w:r>
         <w:rPr>
           <w:rFonts w:ascii="B Nazanin" w:hAnsi="B Nazanin" w:cs="B Nazanin" w:eastAsia="B Nazanin"/>
           <w:b/>
-          <w:sz w:val="24"/>
+          <w:sz w:val="28"/>
+          <w:szCs w:val="28"/>
           <w:rtl w:val="1"/>
         </w:rPr>
         <w:t xml:space="preserve">۵. </w:t>
@@ -1749,7 +1845,8 @@
         <w:rPr>
           <w:rFonts w:ascii="B Nazanin" w:hAnsi="B Nazanin" w:cs="B Nazanin" w:eastAsia="B Nazanin"/>
           <w:b w:val="0"/>
-          <w:sz w:val="24"/>
+          <w:sz w:val="28"/>
+          <w:szCs w:val="28"/>
           <w:rtl w:val="1"/>
         </w:rPr>
         <w:t>کلودفلر مسئول ساخت واقعی رکورد DNS روی شبکه‌ی جهانی است.</w:t>
@@ -1763,7 +1860,7 @@
     <w:p>
       <w:pPr>
         <w:bidi w:val="1"/>
-        <w:spacing w:before="280" w:after="160"/>
+        <w:spacing w:before="320" w:after="200"/>
         <w:jc w:val="right"/>
       </w:pPr>
       <w:r>
@@ -1771,7 +1868,8 @@
           <w:rFonts w:ascii="B Nazanin" w:hAnsi="B Nazanin" w:cs="B Nazanin" w:eastAsia="B Nazanin"/>
           <w:b/>
           <w:color w:val="0D47A1"/>
-          <w:sz w:val="36"/>
+          <w:sz w:val="44"/>
+          <w:szCs w:val="44"/>
           <w:rtl w:val="1"/>
         </w:rPr>
         <w:t>۵. ویژگی‌های متمایز پروژه</w:t>
@@ -1780,14 +1878,15 @@
     <w:p>
       <w:pPr>
         <w:bidi w:val="1"/>
-        <w:spacing w:line="360" w:lineRule="auto" w:after="120"/>
+        <w:spacing w:line="360" w:lineRule="auto" w:after="160"/>
         <w:jc w:val="both"/>
       </w:pPr>
       <w:r>
         <w:rPr>
           <w:rFonts w:ascii="B Nazanin" w:hAnsi="B Nazanin" w:cs="B Nazanin" w:eastAsia="B Nazanin"/>
           <w:b w:val="0"/>
-          <w:sz w:val="24"/>
+          <w:sz w:val="28"/>
+          <w:szCs w:val="28"/>
           <w:rtl w:val="1"/>
         </w:rPr>
         <w:t>این پروژه از چند جنبه با سامانه‌های موجود تفاوت دارد:</w:t>
@@ -1796,7 +1895,7 @@
     <w:p>
       <w:pPr>
         <w:bidi w:val="1"/>
-        <w:spacing w:before="280" w:after="160"/>
+        <w:spacing w:before="320" w:after="200"/>
         <w:jc w:val="right"/>
       </w:pPr>
       <w:r>
@@ -1804,7 +1903,8 @@
           <w:rFonts w:ascii="B Nazanin" w:hAnsi="B Nazanin" w:cs="B Nazanin" w:eastAsia="B Nazanin"/>
           <w:b/>
           <w:color w:val="212121"/>
-          <w:sz w:val="26"/>
+          <w:sz w:val="32"/>
+          <w:szCs w:val="32"/>
           <w:rtl w:val="1"/>
         </w:rPr>
         <w:t>۵-۱. طراحی منحصربه‌فرد</w:t>
@@ -1813,14 +1913,15 @@
     <w:p>
       <w:pPr>
         <w:bidi w:val="1"/>
-        <w:spacing w:line="360" w:lineRule="auto" w:after="120"/>
+        <w:spacing w:line="360" w:lineRule="auto" w:after="160"/>
         <w:jc w:val="both"/>
       </w:pPr>
       <w:r>
         <w:rPr>
           <w:rFonts w:ascii="B Nazanin" w:hAnsi="B Nazanin" w:cs="B Nazanin" w:eastAsia="B Nazanin"/>
           <w:b w:val="0"/>
-          <w:sz w:val="24"/>
+          <w:sz w:val="28"/>
+          <w:szCs w:val="28"/>
           <w:rtl w:val="1"/>
         </w:rPr>
         <w:t>سایت با الهام از فضای ترمینال‌های لینوکسی طراحی شده است؛ این سبک طراحی، مدرن و در عین حال خاطره‌انگیز است. رنگ غالب سبز emerald انتخاب شده و تمام صفحات کاملاً واکنش‌گرا (Responsive) هستند، یعنی هم در گوشی، هم در تبلت و هم در رایانه به‌خوبی نمایش داده می‌شوند.</w:t>
@@ -1829,7 +1930,7 @@
     <w:p>
       <w:pPr>
         <w:bidi w:val="1"/>
-        <w:spacing w:before="280" w:after="160"/>
+        <w:spacing w:before="320" w:after="200"/>
         <w:jc w:val="right"/>
       </w:pPr>
       <w:r>
@@ -1837,7 +1938,8 @@
           <w:rFonts w:ascii="B Nazanin" w:hAnsi="B Nazanin" w:cs="B Nazanin" w:eastAsia="B Nazanin"/>
           <w:b/>
           <w:color w:val="212121"/>
-          <w:sz w:val="26"/>
+          <w:sz w:val="32"/>
+          <w:szCs w:val="32"/>
           <w:rtl w:val="1"/>
         </w:rPr>
         <w:t>۵-۲. پشتیبانی کامل از زبان فارسی</w:t>
@@ -1846,14 +1948,15 @@
     <w:p>
       <w:pPr>
         <w:bidi w:val="1"/>
-        <w:spacing w:line="360" w:lineRule="auto" w:after="120"/>
+        <w:spacing w:line="360" w:lineRule="auto" w:after="160"/>
         <w:jc w:val="both"/>
       </w:pPr>
       <w:r>
         <w:rPr>
           <w:rFonts w:ascii="B Nazanin" w:hAnsi="B Nazanin" w:cs="B Nazanin" w:eastAsia="B Nazanin"/>
           <w:b w:val="0"/>
-          <w:sz w:val="24"/>
+          <w:sz w:val="28"/>
+          <w:szCs w:val="28"/>
           <w:rtl w:val="1"/>
         </w:rPr>
         <w:t>برخلاف بسیاری از پنل‌های انگلیسی‌زبان که فارسی آن‌ها فقط ترجمه شده است، این سامانه از پایه برای زبان فارسی طراحی شده و راست‌چین (RTL) واقعی دارد.</w:t>
@@ -1862,7 +1965,7 @@
     <w:p>
       <w:pPr>
         <w:bidi w:val="1"/>
-        <w:spacing w:before="280" w:after="160"/>
+        <w:spacing w:before="320" w:after="200"/>
         <w:jc w:val="right"/>
       </w:pPr>
       <w:r>
@@ -1870,7 +1973,8 @@
           <w:rFonts w:ascii="B Nazanin" w:hAnsi="B Nazanin" w:cs="B Nazanin" w:eastAsia="B Nazanin"/>
           <w:b/>
           <w:color w:val="212121"/>
-          <w:sz w:val="26"/>
+          <w:sz w:val="32"/>
+          <w:szCs w:val="32"/>
           <w:rtl w:val="1"/>
         </w:rPr>
         <w:t>۵-۳. نصب آسان</w:t>
@@ -1879,14 +1983,15 @@
     <w:p>
       <w:pPr>
         <w:bidi w:val="1"/>
-        <w:spacing w:line="360" w:lineRule="auto" w:after="120"/>
+        <w:spacing w:line="360" w:lineRule="auto" w:after="160"/>
         <w:jc w:val="both"/>
       </w:pPr>
       <w:r>
         <w:rPr>
           <w:rFonts w:ascii="B Nazanin" w:hAnsi="B Nazanin" w:cs="B Nazanin" w:eastAsia="B Nazanin"/>
           <w:b w:val="0"/>
-          <w:sz w:val="24"/>
+          <w:sz w:val="28"/>
+          <w:szCs w:val="28"/>
           <w:rtl w:val="1"/>
         </w:rPr>
         <w:t>سامانه با اجرای یک دستور تک‌خطی روی هر سرور لینوکسی نصب می‌شود؛ این یعنی حتی یک کاربر تازه‌کار می‌تواند سامانه را راه‌اندازی کند. نصب شامل تنظیم Nginx، گواهی SSL رایگان از Let's Encrypt، MongoDB و سرویس‌های پس‌زمینه به‌صورت کاملاً خودکار است.</w:t>
@@ -1895,7 +2000,7 @@
     <w:p>
       <w:pPr>
         <w:bidi w:val="1"/>
-        <w:spacing w:before="280" w:after="160"/>
+        <w:spacing w:before="320" w:after="200"/>
         <w:jc w:val="right"/>
       </w:pPr>
       <w:r>
@@ -1903,7 +2008,8 @@
           <w:rFonts w:ascii="B Nazanin" w:hAnsi="B Nazanin" w:cs="B Nazanin" w:eastAsia="B Nazanin"/>
           <w:b/>
           <w:color w:val="212121"/>
-          <w:sz w:val="26"/>
+          <w:sz w:val="32"/>
+          <w:szCs w:val="32"/>
           <w:rtl w:val="1"/>
         </w:rPr>
         <w:t>۵-۴. امنیت</w:t>
@@ -1913,14 +2019,15 @@
       <w:pPr>
         <w:pStyle w:val="ListBullet"/>
         <w:bidi w:val="1"/>
-        <w:spacing w:line="360" w:lineRule="auto"/>
+        <w:spacing w:line="360" w:lineRule="auto" w:after="80"/>
         <w:jc w:val="right"/>
       </w:pPr>
       <w:r>
         <w:rPr>
           <w:rFonts w:ascii="B Nazanin" w:hAnsi="B Nazanin" w:cs="B Nazanin" w:eastAsia="B Nazanin"/>
           <w:b w:val="0"/>
-          <w:sz w:val="24"/>
+          <w:sz w:val="28"/>
+          <w:szCs w:val="28"/>
           <w:rtl w:val="1"/>
         </w:rPr>
         <w:t>رمزهای عبور با الگوریتم bcrypt (یکی از امن‌ترین الگوریتم‌ها) ذخیره می‌شوند.</w:t>
@@ -1930,14 +2037,15 @@
       <w:pPr>
         <w:pStyle w:val="ListBullet"/>
         <w:bidi w:val="1"/>
-        <w:spacing w:line="360" w:lineRule="auto"/>
+        <w:spacing w:line="360" w:lineRule="auto" w:after="80"/>
         <w:jc w:val="right"/>
       </w:pPr>
       <w:r>
         <w:rPr>
           <w:rFonts w:ascii="B Nazanin" w:hAnsi="B Nazanin" w:cs="B Nazanin" w:eastAsia="B Nazanin"/>
           <w:b w:val="0"/>
-          <w:sz w:val="24"/>
+          <w:sz w:val="28"/>
+          <w:szCs w:val="28"/>
           <w:rtl w:val="1"/>
         </w:rPr>
         <w:t>تمام درخواست‌ها روی پروتکل HTTPS رمزنگاری شده‌اند.</w:t>
@@ -1947,14 +2055,15 @@
       <w:pPr>
         <w:pStyle w:val="ListBullet"/>
         <w:bidi w:val="1"/>
-        <w:spacing w:line="360" w:lineRule="auto"/>
+        <w:spacing w:line="360" w:lineRule="auto" w:after="80"/>
         <w:jc w:val="right"/>
       </w:pPr>
       <w:r>
         <w:rPr>
           <w:rFonts w:ascii="B Nazanin" w:hAnsi="B Nazanin" w:cs="B Nazanin" w:eastAsia="B Nazanin"/>
           <w:b w:val="0"/>
-          <w:sz w:val="24"/>
+          <w:sz w:val="28"/>
+          <w:szCs w:val="28"/>
           <w:rtl w:val="1"/>
         </w:rPr>
         <w:t>احراز هویت با JWT انجام می‌شود که یک استاندارد معتبر بین‌المللی است.</w:t>
@@ -1964,14 +2073,15 @@
       <w:pPr>
         <w:pStyle w:val="ListBullet"/>
         <w:bidi w:val="1"/>
-        <w:spacing w:line="360" w:lineRule="auto"/>
+        <w:spacing w:line="360" w:lineRule="auto" w:after="80"/>
         <w:jc w:val="right"/>
       </w:pPr>
       <w:r>
         <w:rPr>
           <w:rFonts w:ascii="B Nazanin" w:hAnsi="B Nazanin" w:cs="B Nazanin" w:eastAsia="B Nazanin"/>
           <w:b w:val="0"/>
-          <w:sz w:val="24"/>
+          <w:sz w:val="28"/>
+          <w:szCs w:val="28"/>
           <w:rtl w:val="1"/>
         </w:rPr>
         <w:t>پنل ادمین فقط برای کاربر با نقش Admin قابل دسترس است.</w:t>
@@ -1981,14 +2091,15 @@
       <w:pPr>
         <w:pStyle w:val="ListBullet"/>
         <w:bidi w:val="1"/>
-        <w:spacing w:line="360" w:lineRule="auto"/>
+        <w:spacing w:line="360" w:lineRule="auto" w:after="80"/>
         <w:jc w:val="right"/>
       </w:pPr>
       <w:r>
         <w:rPr>
           <w:rFonts w:ascii="B Nazanin" w:hAnsi="B Nazanin" w:cs="B Nazanin" w:eastAsia="B Nazanin"/>
           <w:b w:val="0"/>
-          <w:sz w:val="24"/>
+          <w:sz w:val="28"/>
+          <w:szCs w:val="28"/>
           <w:rtl w:val="1"/>
         </w:rPr>
         <w:t>لاگ کامل از فعالیت‌ها برای رصد رفتار مشکوک ثبت می‌شود.</w:t>
@@ -2002,7 +2113,7 @@
     <w:p>
       <w:pPr>
         <w:bidi w:val="1"/>
-        <w:spacing w:before="280" w:after="160"/>
+        <w:spacing w:before="320" w:after="200"/>
         <w:jc w:val="right"/>
       </w:pPr>
       <w:r>
@@ -2010,7 +2121,8 @@
           <w:rFonts w:ascii="B Nazanin" w:hAnsi="B Nazanin" w:cs="B Nazanin" w:eastAsia="B Nazanin"/>
           <w:b/>
           <w:color w:val="0D47A1"/>
-          <w:sz w:val="36"/>
+          <w:sz w:val="44"/>
+          <w:szCs w:val="44"/>
           <w:rtl w:val="1"/>
         </w:rPr>
         <w:t>۶. مراحل پیاده‌سازی</w:t>
@@ -2019,14 +2131,15 @@
     <w:p>
       <w:pPr>
         <w:bidi w:val="1"/>
-        <w:spacing w:line="360" w:lineRule="auto" w:after="120"/>
+        <w:spacing w:line="360" w:lineRule="auto" w:after="160"/>
         <w:jc w:val="both"/>
       </w:pPr>
       <w:r>
         <w:rPr>
           <w:rFonts w:ascii="B Nazanin" w:hAnsi="B Nazanin" w:cs="B Nazanin" w:eastAsia="B Nazanin"/>
           <w:b w:val="0"/>
-          <w:sz w:val="24"/>
+          <w:sz w:val="28"/>
+          <w:szCs w:val="28"/>
           <w:rtl w:val="1"/>
         </w:rPr>
         <w:t>برای رسیدن به این محصول نهایی، پروژه را در چندین مرحله انجام دادم:</w:t>
@@ -2035,7 +2148,7 @@
     <w:p>
       <w:pPr>
         <w:bidi w:val="1"/>
-        <w:spacing w:after="120" w:line="360" w:lineRule="auto"/>
+        <w:spacing w:after="140" w:line="360" w:lineRule="auto"/>
         <w:jc w:val="both"/>
       </w:pPr>
       <w:r>
@@ -2043,7 +2156,8 @@
           <w:rFonts w:ascii="B Nazanin" w:hAnsi="B Nazanin" w:cs="B Nazanin" w:eastAsia="B Nazanin"/>
           <w:b/>
           <w:color w:val="0D47A1"/>
-          <w:sz w:val="24"/>
+          <w:sz w:val="28"/>
+          <w:szCs w:val="28"/>
           <w:rtl w:val="1"/>
         </w:rPr>
         <w:t xml:space="preserve">۱. </w:t>
@@ -2052,7 +2166,8 @@
         <w:rPr>
           <w:rFonts w:ascii="B Nazanin" w:hAnsi="B Nazanin" w:cs="B Nazanin" w:eastAsia="B Nazanin"/>
           <w:b/>
-          <w:sz w:val="24"/>
+          <w:sz w:val="28"/>
+          <w:szCs w:val="28"/>
           <w:rtl w:val="1"/>
         </w:rPr>
         <w:t xml:space="preserve">مطالعه و تحقیق: </w:t>
@@ -2061,7 +2176,8 @@
         <w:rPr>
           <w:rFonts w:ascii="B Nazanin" w:hAnsi="B Nazanin" w:cs="B Nazanin" w:eastAsia="B Nazanin"/>
           <w:b w:val="0"/>
-          <w:sz w:val="24"/>
+          <w:sz w:val="28"/>
+          <w:szCs w:val="28"/>
           <w:rtl w:val="1"/>
         </w:rPr>
         <w:t>شناخت مفاهیم DNS، کلودفلر، JWT و OAuth از طریق مستندات رسمی و آموزش‌های ویدیویی.</w:t>
@@ -2070,7 +2186,7 @@
     <w:p>
       <w:pPr>
         <w:bidi w:val="1"/>
-        <w:spacing w:after="120" w:line="360" w:lineRule="auto"/>
+        <w:spacing w:after="140" w:line="360" w:lineRule="auto"/>
         <w:jc w:val="both"/>
       </w:pPr>
       <w:r>
@@ -2078,7 +2194,8 @@
           <w:rFonts w:ascii="B Nazanin" w:hAnsi="B Nazanin" w:cs="B Nazanin" w:eastAsia="B Nazanin"/>
           <w:b/>
           <w:color w:val="0D47A1"/>
-          <w:sz w:val="24"/>
+          <w:sz w:val="28"/>
+          <w:szCs w:val="28"/>
           <w:rtl w:val="1"/>
         </w:rPr>
         <w:t xml:space="preserve">۲. </w:t>
@@ -2087,7 +2204,8 @@
         <w:rPr>
           <w:rFonts w:ascii="B Nazanin" w:hAnsi="B Nazanin" w:cs="B Nazanin" w:eastAsia="B Nazanin"/>
           <w:b/>
-          <w:sz w:val="24"/>
+          <w:sz w:val="28"/>
+          <w:szCs w:val="28"/>
           <w:rtl w:val="1"/>
         </w:rPr>
         <w:t xml:space="preserve">طراحی پایگاه داده: </w:t>
@@ -2096,7 +2214,8 @@
         <w:rPr>
           <w:rFonts w:ascii="B Nazanin" w:hAnsi="B Nazanin" w:cs="B Nazanin" w:eastAsia="B Nazanin"/>
           <w:b w:val="0"/>
-          <w:sz w:val="24"/>
+          <w:sz w:val="28"/>
+          <w:szCs w:val="28"/>
           <w:rtl w:val="1"/>
         </w:rPr>
         <w:t>تعریف جدول‌های کاربران، رکوردها، پلن‌ها، تنظیمات و لاگ‌ها در MongoDB.</w:t>
@@ -2105,7 +2224,7 @@
     <w:p>
       <w:pPr>
         <w:bidi w:val="1"/>
-        <w:spacing w:after="120" w:line="360" w:lineRule="auto"/>
+        <w:spacing w:after="140" w:line="360" w:lineRule="auto"/>
         <w:jc w:val="both"/>
       </w:pPr>
       <w:r>
@@ -2113,7 +2232,8 @@
           <w:rFonts w:ascii="B Nazanin" w:hAnsi="B Nazanin" w:cs="B Nazanin" w:eastAsia="B Nazanin"/>
           <w:b/>
           <w:color w:val="0D47A1"/>
-          <w:sz w:val="24"/>
+          <w:sz w:val="28"/>
+          <w:szCs w:val="28"/>
           <w:rtl w:val="1"/>
         </w:rPr>
         <w:t xml:space="preserve">۳. </w:t>
@@ -2122,7 +2242,8 @@
         <w:rPr>
           <w:rFonts w:ascii="B Nazanin" w:hAnsi="B Nazanin" w:cs="B Nazanin" w:eastAsia="B Nazanin"/>
           <w:b/>
-          <w:sz w:val="24"/>
+          <w:sz w:val="28"/>
+          <w:szCs w:val="28"/>
           <w:rtl w:val="1"/>
         </w:rPr>
         <w:t xml:space="preserve">پیاده‌سازی سرور (Backend): </w:t>
@@ -2131,7 +2252,8 @@
         <w:rPr>
           <w:rFonts w:ascii="B Nazanin" w:hAnsi="B Nazanin" w:cs="B Nazanin" w:eastAsia="B Nazanin"/>
           <w:b w:val="0"/>
-          <w:sz w:val="24"/>
+          <w:sz w:val="28"/>
+          <w:szCs w:val="28"/>
           <w:rtl w:val="1"/>
         </w:rPr>
         <w:t>نوشتن APIهای ثبت‌نام، ورود، ساخت رکورد، مدیریت پلن‌ها و … با FastAPI.</w:t>
@@ -2140,7 +2262,7 @@
     <w:p>
       <w:pPr>
         <w:bidi w:val="1"/>
-        <w:spacing w:after="120" w:line="360" w:lineRule="auto"/>
+        <w:spacing w:after="140" w:line="360" w:lineRule="auto"/>
         <w:jc w:val="both"/>
       </w:pPr>
       <w:r>
@@ -2148,7 +2270,8 @@
           <w:rFonts w:ascii="B Nazanin" w:hAnsi="B Nazanin" w:cs="B Nazanin" w:eastAsia="B Nazanin"/>
           <w:b/>
           <w:color w:val="0D47A1"/>
-          <w:sz w:val="24"/>
+          <w:sz w:val="28"/>
+          <w:szCs w:val="28"/>
           <w:rtl w:val="1"/>
         </w:rPr>
         <w:t xml:space="preserve">۴. </w:t>
@@ -2157,7 +2280,8 @@
         <w:rPr>
           <w:rFonts w:ascii="B Nazanin" w:hAnsi="B Nazanin" w:cs="B Nazanin" w:eastAsia="B Nazanin"/>
           <w:b/>
-          <w:sz w:val="24"/>
+          <w:sz w:val="28"/>
+          <w:szCs w:val="28"/>
           <w:rtl w:val="1"/>
         </w:rPr>
         <w:t xml:space="preserve">اتصال به Cloudflare: </w:t>
@@ -2166,7 +2290,8 @@
         <w:rPr>
           <w:rFonts w:ascii="B Nazanin" w:hAnsi="B Nazanin" w:cs="B Nazanin" w:eastAsia="B Nazanin"/>
           <w:b w:val="0"/>
-          <w:sz w:val="24"/>
+          <w:sz w:val="28"/>
+          <w:szCs w:val="28"/>
           <w:rtl w:val="1"/>
         </w:rPr>
         <w:t>ارسال درخواست به API کلودفلر برای ساخت/حذف رکوردهای واقعی روی DNS جهانی.</w:t>
@@ -2175,7 +2300,7 @@
     <w:p>
       <w:pPr>
         <w:bidi w:val="1"/>
-        <w:spacing w:after="120" w:line="360" w:lineRule="auto"/>
+        <w:spacing w:after="140" w:line="360" w:lineRule="auto"/>
         <w:jc w:val="both"/>
       </w:pPr>
       <w:r>
@@ -2183,7 +2308,8 @@
           <w:rFonts w:ascii="B Nazanin" w:hAnsi="B Nazanin" w:cs="B Nazanin" w:eastAsia="B Nazanin"/>
           <w:b/>
           <w:color w:val="0D47A1"/>
-          <w:sz w:val="24"/>
+          <w:sz w:val="28"/>
+          <w:szCs w:val="28"/>
           <w:rtl w:val="1"/>
         </w:rPr>
         <w:t xml:space="preserve">۵. </w:t>
@@ -2192,7 +2318,8 @@
         <w:rPr>
           <w:rFonts w:ascii="B Nazanin" w:hAnsi="B Nazanin" w:cs="B Nazanin" w:eastAsia="B Nazanin"/>
           <w:b/>
-          <w:sz w:val="24"/>
+          <w:sz w:val="28"/>
+          <w:szCs w:val="28"/>
           <w:rtl w:val="1"/>
         </w:rPr>
         <w:t xml:space="preserve">طراحی رابط کاربری: </w:t>
@@ -2201,7 +2328,8 @@
         <w:rPr>
           <w:rFonts w:ascii="B Nazanin" w:hAnsi="B Nazanin" w:cs="B Nazanin" w:eastAsia="B Nazanin"/>
           <w:b w:val="0"/>
-          <w:sz w:val="24"/>
+          <w:sz w:val="28"/>
+          <w:szCs w:val="28"/>
           <w:rtl w:val="1"/>
         </w:rPr>
         <w:t>ساخت صفحات اصلی (لندینگ، ورود، ثبت‌نام، داشبورد، پنل ادمین) با React و Tailwind.</w:t>
@@ -2210,7 +2338,7 @@
     <w:p>
       <w:pPr>
         <w:bidi w:val="1"/>
-        <w:spacing w:after="120" w:line="360" w:lineRule="auto"/>
+        <w:spacing w:after="140" w:line="360" w:lineRule="auto"/>
         <w:jc w:val="both"/>
       </w:pPr>
       <w:r>
@@ -2218,7 +2346,8 @@
           <w:rFonts w:ascii="B Nazanin" w:hAnsi="B Nazanin" w:cs="B Nazanin" w:eastAsia="B Nazanin"/>
           <w:b/>
           <w:color w:val="0D47A1"/>
-          <w:sz w:val="24"/>
+          <w:sz w:val="28"/>
+          <w:szCs w:val="28"/>
           <w:rtl w:val="1"/>
         </w:rPr>
         <w:t xml:space="preserve">۶. </w:t>
@@ -2227,7 +2356,8 @@
         <w:rPr>
           <w:rFonts w:ascii="B Nazanin" w:hAnsi="B Nazanin" w:cs="B Nazanin" w:eastAsia="B Nazanin"/>
           <w:b/>
-          <w:sz w:val="24"/>
+          <w:sz w:val="28"/>
+          <w:szCs w:val="28"/>
           <w:rtl w:val="1"/>
         </w:rPr>
         <w:t xml:space="preserve">دوزبانه‌سازی: </w:t>
@@ -2236,7 +2366,8 @@
         <w:rPr>
           <w:rFonts w:ascii="B Nazanin" w:hAnsi="B Nazanin" w:cs="B Nazanin" w:eastAsia="B Nazanin"/>
           <w:b w:val="0"/>
-          <w:sz w:val="24"/>
+          <w:sz w:val="28"/>
+          <w:szCs w:val="28"/>
           <w:rtl w:val="1"/>
         </w:rPr>
         <w:t>پیاده‌سازی سیستم i18n برای ترجمه‌ی همه‌ی متن‌ها به فارسی و انگلیسی.</w:t>
@@ -2245,7 +2376,7 @@
     <w:p>
       <w:pPr>
         <w:bidi w:val="1"/>
-        <w:spacing w:after="120" w:line="360" w:lineRule="auto"/>
+        <w:spacing w:after="140" w:line="360" w:lineRule="auto"/>
         <w:jc w:val="both"/>
       </w:pPr>
       <w:r>
@@ -2253,7 +2384,8 @@
           <w:rFonts w:ascii="B Nazanin" w:hAnsi="B Nazanin" w:cs="B Nazanin" w:eastAsia="B Nazanin"/>
           <w:b/>
           <w:color w:val="0D47A1"/>
-          <w:sz w:val="24"/>
+          <w:sz w:val="28"/>
+          <w:szCs w:val="28"/>
           <w:rtl w:val="1"/>
         </w:rPr>
         <w:t xml:space="preserve">۷. </w:t>
@@ -2262,7 +2394,8 @@
         <w:rPr>
           <w:rFonts w:ascii="B Nazanin" w:hAnsi="B Nazanin" w:cs="B Nazanin" w:eastAsia="B Nazanin"/>
           <w:b/>
-          <w:sz w:val="24"/>
+          <w:sz w:val="28"/>
+          <w:szCs w:val="28"/>
           <w:rtl w:val="1"/>
         </w:rPr>
         <w:t xml:space="preserve">افزودن Google OAuth: </w:t>
@@ -2271,7 +2404,8 @@
         <w:rPr>
           <w:rFonts w:ascii="B Nazanin" w:hAnsi="B Nazanin" w:cs="B Nazanin" w:eastAsia="B Nazanin"/>
           <w:b w:val="0"/>
-          <w:sz w:val="24"/>
+          <w:sz w:val="28"/>
+          <w:szCs w:val="28"/>
           <w:rtl w:val="1"/>
         </w:rPr>
         <w:t>یکپارچه‌سازی با Google Cloud Console برای ورود سریع کاربر.</w:t>
@@ -2280,7 +2414,7 @@
     <w:p>
       <w:pPr>
         <w:bidi w:val="1"/>
-        <w:spacing w:after="120" w:line="360" w:lineRule="auto"/>
+        <w:spacing w:after="140" w:line="360" w:lineRule="auto"/>
         <w:jc w:val="both"/>
       </w:pPr>
       <w:r>
@@ -2288,7 +2422,8 @@
           <w:rFonts w:ascii="B Nazanin" w:hAnsi="B Nazanin" w:cs="B Nazanin" w:eastAsia="B Nazanin"/>
           <w:b/>
           <w:color w:val="0D47A1"/>
-          <w:sz w:val="24"/>
+          <w:sz w:val="28"/>
+          <w:szCs w:val="28"/>
           <w:rtl w:val="1"/>
         </w:rPr>
         <w:t xml:space="preserve">۸. </w:t>
@@ -2297,7 +2432,8 @@
         <w:rPr>
           <w:rFonts w:ascii="B Nazanin" w:hAnsi="B Nazanin" w:cs="B Nazanin" w:eastAsia="B Nazanin"/>
           <w:b/>
-          <w:sz w:val="24"/>
+          <w:sz w:val="28"/>
+          <w:szCs w:val="28"/>
           <w:rtl w:val="1"/>
         </w:rPr>
         <w:t xml:space="preserve">افزودن قابلیت بازیابی رمز: </w:t>
@@ -2306,7 +2442,8 @@
         <w:rPr>
           <w:rFonts w:ascii="B Nazanin" w:hAnsi="B Nazanin" w:cs="B Nazanin" w:eastAsia="B Nazanin"/>
           <w:b w:val="0"/>
-          <w:sz w:val="24"/>
+          <w:sz w:val="28"/>
+          <w:szCs w:val="28"/>
           <w:rtl w:val="1"/>
         </w:rPr>
         <w:t>پیاده‌سازی فلوی Forgot Password با ارسال کد ایمیل از طریق SMTP.</w:t>
@@ -2315,7 +2452,7 @@
     <w:p>
       <w:pPr>
         <w:bidi w:val="1"/>
-        <w:spacing w:after="120" w:line="360" w:lineRule="auto"/>
+        <w:spacing w:after="140" w:line="360" w:lineRule="auto"/>
         <w:jc w:val="both"/>
       </w:pPr>
       <w:r>
@@ -2323,7 +2460,8 @@
           <w:rFonts w:ascii="B Nazanin" w:hAnsi="B Nazanin" w:cs="B Nazanin" w:eastAsia="B Nazanin"/>
           <w:b/>
           <w:color w:val="0D47A1"/>
-          <w:sz w:val="24"/>
+          <w:sz w:val="28"/>
+          <w:szCs w:val="28"/>
           <w:rtl w:val="1"/>
         </w:rPr>
         <w:t xml:space="preserve">۹. </w:t>
@@ -2332,7 +2470,8 @@
         <w:rPr>
           <w:rFonts w:ascii="B Nazanin" w:hAnsi="B Nazanin" w:cs="B Nazanin" w:eastAsia="B Nazanin"/>
           <w:b/>
-          <w:sz w:val="24"/>
+          <w:sz w:val="28"/>
+          <w:szCs w:val="28"/>
           <w:rtl w:val="1"/>
         </w:rPr>
         <w:t xml:space="preserve">ربات تلگرام: </w:t>
@@ -2341,7 +2480,8 @@
         <w:rPr>
           <w:rFonts w:ascii="B Nazanin" w:hAnsi="B Nazanin" w:cs="B Nazanin" w:eastAsia="B Nazanin"/>
           <w:b w:val="0"/>
-          <w:sz w:val="24"/>
+          <w:sz w:val="28"/>
+          <w:szCs w:val="28"/>
           <w:rtl w:val="1"/>
         </w:rPr>
         <w:t>نوشتن ربات با کتابخانه python-telegram-bot برای مدیریت از تلگرام.</w:t>
@@ -2350,7 +2490,7 @@
     <w:p>
       <w:pPr>
         <w:bidi w:val="1"/>
-        <w:spacing w:after="120" w:line="360" w:lineRule="auto"/>
+        <w:spacing w:after="140" w:line="360" w:lineRule="auto"/>
         <w:jc w:val="both"/>
       </w:pPr>
       <w:r>
@@ -2358,7 +2498,8 @@
           <w:rFonts w:ascii="B Nazanin" w:hAnsi="B Nazanin" w:cs="B Nazanin" w:eastAsia="B Nazanin"/>
           <w:b/>
           <w:color w:val="0D47A1"/>
-          <w:sz w:val="24"/>
+          <w:sz w:val="28"/>
+          <w:szCs w:val="28"/>
           <w:rtl w:val="1"/>
         </w:rPr>
         <w:t xml:space="preserve">۱۰. </w:t>
@@ -2367,7 +2508,8 @@
         <w:rPr>
           <w:rFonts w:ascii="B Nazanin" w:hAnsi="B Nazanin" w:cs="B Nazanin" w:eastAsia="B Nazanin"/>
           <w:b/>
-          <w:sz w:val="24"/>
+          <w:sz w:val="28"/>
+          <w:szCs w:val="28"/>
           <w:rtl w:val="1"/>
         </w:rPr>
         <w:t xml:space="preserve">تست و رفع باگ: </w:t>
@@ -2376,7 +2518,8 @@
         <w:rPr>
           <w:rFonts w:ascii="B Nazanin" w:hAnsi="B Nazanin" w:cs="B Nazanin" w:eastAsia="B Nazanin"/>
           <w:b w:val="0"/>
-          <w:sz w:val="24"/>
+          <w:sz w:val="28"/>
+          <w:szCs w:val="28"/>
           <w:rtl w:val="1"/>
         </w:rPr>
         <w:t>تست تک‌تک قابلیت‌ها در محیط واقعی، رفع مشکلات و بهبود تجربه کاربری.</w:t>
@@ -2385,7 +2528,7 @@
     <w:p>
       <w:pPr>
         <w:bidi w:val="1"/>
-        <w:spacing w:after="120" w:line="360" w:lineRule="auto"/>
+        <w:spacing w:after="140" w:line="360" w:lineRule="auto"/>
         <w:jc w:val="both"/>
       </w:pPr>
       <w:r>
@@ -2393,7 +2536,8 @@
           <w:rFonts w:ascii="B Nazanin" w:hAnsi="B Nazanin" w:cs="B Nazanin" w:eastAsia="B Nazanin"/>
           <w:b/>
           <w:color w:val="0D47A1"/>
-          <w:sz w:val="24"/>
+          <w:sz w:val="28"/>
+          <w:szCs w:val="28"/>
           <w:rtl w:val="1"/>
         </w:rPr>
         <w:t xml:space="preserve">۱۱. </w:t>
@@ -2402,7 +2546,8 @@
         <w:rPr>
           <w:rFonts w:ascii="B Nazanin" w:hAnsi="B Nazanin" w:cs="B Nazanin" w:eastAsia="B Nazanin"/>
           <w:b/>
-          <w:sz w:val="24"/>
+          <w:sz w:val="28"/>
+          <w:szCs w:val="28"/>
           <w:rtl w:val="1"/>
         </w:rPr>
         <w:t xml:space="preserve">نوشتن اسکریپت نصب خودکار: </w:t>
@@ -2411,7 +2556,8 @@
         <w:rPr>
           <w:rFonts w:ascii="B Nazanin" w:hAnsi="B Nazanin" w:cs="B Nazanin" w:eastAsia="B Nazanin"/>
           <w:b w:val="0"/>
-          <w:sz w:val="24"/>
+          <w:sz w:val="28"/>
+          <w:szCs w:val="28"/>
           <w:rtl w:val="1"/>
         </w:rPr>
         <w:t>یک اسکریپت Bash که کل پروژه را روی سرور نصب می‌کند.</w:t>
@@ -2420,7 +2566,7 @@
     <w:p>
       <w:pPr>
         <w:bidi w:val="1"/>
-        <w:spacing w:after="120" w:line="360" w:lineRule="auto"/>
+        <w:spacing w:after="140" w:line="360" w:lineRule="auto"/>
         <w:jc w:val="both"/>
       </w:pPr>
       <w:r>
@@ -2428,7 +2574,8 @@
           <w:rFonts w:ascii="B Nazanin" w:hAnsi="B Nazanin" w:cs="B Nazanin" w:eastAsia="B Nazanin"/>
           <w:b/>
           <w:color w:val="0D47A1"/>
-          <w:sz w:val="24"/>
+          <w:sz w:val="28"/>
+          <w:szCs w:val="28"/>
           <w:rtl w:val="1"/>
         </w:rPr>
         <w:t xml:space="preserve">۱۲. </w:t>
@@ -2437,7 +2584,8 @@
         <w:rPr>
           <w:rFonts w:ascii="B Nazanin" w:hAnsi="B Nazanin" w:cs="B Nazanin" w:eastAsia="B Nazanin"/>
           <w:b/>
-          <w:sz w:val="24"/>
+          <w:sz w:val="28"/>
+          <w:szCs w:val="28"/>
           <w:rtl w:val="1"/>
         </w:rPr>
         <w:t xml:space="preserve">مستندسازی: </w:t>
@@ -2446,7 +2594,8 @@
         <w:rPr>
           <w:rFonts w:ascii="B Nazanin" w:hAnsi="B Nazanin" w:cs="B Nazanin" w:eastAsia="B Nazanin"/>
           <w:b w:val="0"/>
-          <w:sz w:val="24"/>
+          <w:sz w:val="28"/>
+          <w:szCs w:val="28"/>
           <w:rtl w:val="1"/>
         </w:rPr>
         <w:t>نوشتن README کامل به دو زبان فارسی و انگلیسی با راهنمای راه‌اندازی.</w:t>
@@ -2460,7 +2609,7 @@
     <w:p>
       <w:pPr>
         <w:bidi w:val="1"/>
-        <w:spacing w:before="280" w:after="160"/>
+        <w:spacing w:before="320" w:after="200"/>
         <w:jc w:val="right"/>
       </w:pPr>
       <w:r>
@@ -2468,7 +2617,8 @@
           <w:rFonts w:ascii="B Nazanin" w:hAnsi="B Nazanin" w:cs="B Nazanin" w:eastAsia="B Nazanin"/>
           <w:b/>
           <w:color w:val="0D47A1"/>
-          <w:sz w:val="36"/>
+          <w:sz w:val="44"/>
+          <w:szCs w:val="44"/>
           <w:rtl w:val="1"/>
         </w:rPr>
         <w:t>۷. نتایج به‌دست آمده</w:t>
@@ -2477,14 +2627,15 @@
     <w:p>
       <w:pPr>
         <w:bidi w:val="1"/>
-        <w:spacing w:line="360" w:lineRule="auto" w:after="120"/>
+        <w:spacing w:line="360" w:lineRule="auto" w:after="160"/>
         <w:jc w:val="both"/>
       </w:pPr>
       <w:r>
         <w:rPr>
           <w:rFonts w:ascii="B Nazanin" w:hAnsi="B Nazanin" w:cs="B Nazanin" w:eastAsia="B Nazanin"/>
           <w:b w:val="0"/>
-          <w:sz w:val="24"/>
+          <w:sz w:val="28"/>
+          <w:szCs w:val="28"/>
           <w:rtl w:val="1"/>
         </w:rPr>
         <w:t>پروژه به‌صورت کامل پیاده‌سازی شد و در حال حاضر یک نسخه‌ی پایدار و قابل استفاده از آن آماده‌ی انتشار است. مهم‌ترین دستاوردها:</w:t>
@@ -2494,14 +2645,15 @@
       <w:pPr>
         <w:pStyle w:val="ListBullet"/>
         <w:bidi w:val="1"/>
-        <w:spacing w:line="360" w:lineRule="auto"/>
+        <w:spacing w:line="360" w:lineRule="auto" w:after="80"/>
         <w:jc w:val="right"/>
       </w:pPr>
       <w:r>
         <w:rPr>
           <w:rFonts w:ascii="B Nazanin" w:hAnsi="B Nazanin" w:cs="B Nazanin" w:eastAsia="B Nazanin"/>
           <w:b/>
-          <w:sz w:val="24"/>
+          <w:sz w:val="28"/>
+          <w:szCs w:val="28"/>
           <w:rtl w:val="1"/>
         </w:rPr>
         <w:t xml:space="preserve">✓ </w:t>
@@ -2510,7 +2662,8 @@
         <w:rPr>
           <w:rFonts w:ascii="B Nazanin" w:hAnsi="B Nazanin" w:cs="B Nazanin" w:eastAsia="B Nazanin"/>
           <w:b w:val="0"/>
-          <w:sz w:val="24"/>
+          <w:sz w:val="28"/>
+          <w:szCs w:val="28"/>
           <w:rtl w:val="1"/>
         </w:rPr>
         <w:t>یک سامانه‌ی کامل و قابل استفاده برای مدیریت دامنه با تمام قابلیت‌های یک سرویس تجاری.</w:t>
@@ -2520,14 +2673,15 @@
       <w:pPr>
         <w:pStyle w:val="ListBullet"/>
         <w:bidi w:val="1"/>
-        <w:spacing w:line="360" w:lineRule="auto"/>
+        <w:spacing w:line="360" w:lineRule="auto" w:after="80"/>
         <w:jc w:val="right"/>
       </w:pPr>
       <w:r>
         <w:rPr>
           <w:rFonts w:ascii="B Nazanin" w:hAnsi="B Nazanin" w:cs="B Nazanin" w:eastAsia="B Nazanin"/>
           <w:b/>
-          <w:sz w:val="24"/>
+          <w:sz w:val="28"/>
+          <w:szCs w:val="28"/>
           <w:rtl w:val="1"/>
         </w:rPr>
         <w:t xml:space="preserve">✓ </w:t>
@@ -2536,7 +2690,8 @@
         <w:rPr>
           <w:rFonts w:ascii="B Nazanin" w:hAnsi="B Nazanin" w:cs="B Nazanin" w:eastAsia="B Nazanin"/>
           <w:b w:val="0"/>
-          <w:sz w:val="24"/>
+          <w:sz w:val="28"/>
+          <w:szCs w:val="28"/>
           <w:rtl w:val="1"/>
         </w:rPr>
         <w:t>پنل ادمین قدرتمند با امکانات بسیار، مشابه پنل‌های شرکت‌های بزرگ.</w:t>
@@ -2546,14 +2701,15 @@
       <w:pPr>
         <w:pStyle w:val="ListBullet"/>
         <w:bidi w:val="1"/>
-        <w:spacing w:line="360" w:lineRule="auto"/>
+        <w:spacing w:line="360" w:lineRule="auto" w:after="80"/>
         <w:jc w:val="right"/>
       </w:pPr>
       <w:r>
         <w:rPr>
           <w:rFonts w:ascii="B Nazanin" w:hAnsi="B Nazanin" w:cs="B Nazanin" w:eastAsia="B Nazanin"/>
           <w:b/>
-          <w:sz w:val="24"/>
+          <w:sz w:val="28"/>
+          <w:szCs w:val="28"/>
           <w:rtl w:val="1"/>
         </w:rPr>
         <w:t xml:space="preserve">✓ </w:t>
@@ -2562,7 +2718,8 @@
         <w:rPr>
           <w:rFonts w:ascii="B Nazanin" w:hAnsi="B Nazanin" w:cs="B Nazanin" w:eastAsia="B Nazanin"/>
           <w:b w:val="0"/>
-          <w:sz w:val="24"/>
+          <w:sz w:val="28"/>
+          <w:szCs w:val="28"/>
           <w:rtl w:val="1"/>
         </w:rPr>
         <w:t>پشتیبانی کامل از فارسی که برای کاربر ایرانی بسیار مهم است.</w:t>
@@ -2572,14 +2729,15 @@
       <w:pPr>
         <w:pStyle w:val="ListBullet"/>
         <w:bidi w:val="1"/>
-        <w:spacing w:line="360" w:lineRule="auto"/>
+        <w:spacing w:line="360" w:lineRule="auto" w:after="80"/>
         <w:jc w:val="right"/>
       </w:pPr>
       <w:r>
         <w:rPr>
           <w:rFonts w:ascii="B Nazanin" w:hAnsi="B Nazanin" w:cs="B Nazanin" w:eastAsia="B Nazanin"/>
           <w:b/>
-          <w:sz w:val="24"/>
+          <w:sz w:val="28"/>
+          <w:szCs w:val="28"/>
           <w:rtl w:val="1"/>
         </w:rPr>
         <w:t xml:space="preserve">✓ </w:t>
@@ -2588,7 +2746,8 @@
         <w:rPr>
           <w:rFonts w:ascii="B Nazanin" w:hAnsi="B Nazanin" w:cs="B Nazanin" w:eastAsia="B Nazanin"/>
           <w:b w:val="0"/>
-          <w:sz w:val="24"/>
+          <w:sz w:val="28"/>
+          <w:szCs w:val="28"/>
           <w:rtl w:val="1"/>
         </w:rPr>
         <w:t>نصب آسان روی هر سرور لینوکسی فقط با یک خط دستور.</w:t>
@@ -2598,14 +2757,15 @@
       <w:pPr>
         <w:pStyle w:val="ListBullet"/>
         <w:bidi w:val="1"/>
-        <w:spacing w:line="360" w:lineRule="auto"/>
+        <w:spacing w:line="360" w:lineRule="auto" w:after="80"/>
         <w:jc w:val="right"/>
       </w:pPr>
       <w:r>
         <w:rPr>
           <w:rFonts w:ascii="B Nazanin" w:hAnsi="B Nazanin" w:cs="B Nazanin" w:eastAsia="B Nazanin"/>
           <w:b/>
-          <w:sz w:val="24"/>
+          <w:sz w:val="28"/>
+          <w:szCs w:val="28"/>
           <w:rtl w:val="1"/>
         </w:rPr>
         <w:t xml:space="preserve">✓ </w:t>
@@ -2614,7 +2774,8 @@
         <w:rPr>
           <w:rFonts w:ascii="B Nazanin" w:hAnsi="B Nazanin" w:cs="B Nazanin" w:eastAsia="B Nazanin"/>
           <w:b w:val="0"/>
-          <w:sz w:val="24"/>
+          <w:sz w:val="28"/>
+          <w:szCs w:val="28"/>
           <w:rtl w:val="1"/>
         </w:rPr>
         <w:t>انتشار رکوردها در کمتر از ۶۰ ثانیه روی شبکه‌ی جهانی Cloudflare.</w:t>
@@ -2624,14 +2785,15 @@
       <w:pPr>
         <w:pStyle w:val="ListBullet"/>
         <w:bidi w:val="1"/>
-        <w:spacing w:line="360" w:lineRule="auto"/>
+        <w:spacing w:line="360" w:lineRule="auto" w:after="80"/>
         <w:jc w:val="right"/>
       </w:pPr>
       <w:r>
         <w:rPr>
           <w:rFonts w:ascii="B Nazanin" w:hAnsi="B Nazanin" w:cs="B Nazanin" w:eastAsia="B Nazanin"/>
           <w:b/>
-          <w:sz w:val="24"/>
+          <w:sz w:val="28"/>
+          <w:szCs w:val="28"/>
           <w:rtl w:val="1"/>
         </w:rPr>
         <w:t xml:space="preserve">✓ </w:t>
@@ -2640,7 +2802,8 @@
         <w:rPr>
           <w:rFonts w:ascii="B Nazanin" w:hAnsi="B Nazanin" w:cs="B Nazanin" w:eastAsia="B Nazanin"/>
           <w:b w:val="0"/>
-          <w:sz w:val="24"/>
+          <w:sz w:val="28"/>
+          <w:szCs w:val="28"/>
           <w:rtl w:val="1"/>
         </w:rPr>
         <w:t>متن‌باز بودن پروژه و در دسترس بودن کد آن برای استفاده‌ی دیگران.</w:t>
@@ -2650,7 +2813,7 @@
     <w:p>
       <w:pPr>
         <w:bidi w:val="1"/>
-        <w:spacing w:before="280" w:after="160"/>
+        <w:spacing w:before="320" w:after="200"/>
         <w:jc w:val="right"/>
       </w:pPr>
       <w:r>
@@ -2658,7 +2821,8 @@
           <w:rFonts w:ascii="B Nazanin" w:hAnsi="B Nazanin" w:cs="B Nazanin" w:eastAsia="B Nazanin"/>
           <w:b/>
           <w:color w:val="212121"/>
-          <w:sz w:val="26"/>
+          <w:sz w:val="32"/>
+          <w:szCs w:val="32"/>
           <w:rtl w:val="1"/>
         </w:rPr>
         <w:t>۷-۱. آمار خط‌های کد نوشته‌شده</w:t>
@@ -2670,6 +2834,7 @@
         <w:tblW w:type="auto" w:w="0"/>
         <w:jc w:val="right"/>
         <w:tblLook w:firstColumn="1" w:firstRow="1" w:lastColumn="0" w:lastRow="0" w:noHBand="0" w:noVBand="1" w:val="04A0"/>
+        <w:bidiVisual/>
       </w:tblPr>
       <w:tblGrid>
         <w:gridCol w:w="4873"/>
@@ -2691,7 +2856,8 @@
               <w:rPr>
                 <w:rFonts w:ascii="B Nazanin" w:hAnsi="B Nazanin" w:cs="B Nazanin" w:eastAsia="B Nazanin"/>
                 <w:b/>
-                <w:sz w:val="22"/>
+                <w:sz w:val="26"/>
+                <w:szCs w:val="26"/>
                 <w:rtl w:val="1"/>
               </w:rPr>
               <w:t>بخش سرور (Backend)</w:t>
@@ -2713,7 +2879,8 @@
               <w:rPr>
                 <w:rFonts w:ascii="B Nazanin" w:hAnsi="B Nazanin" w:cs="B Nazanin" w:eastAsia="B Nazanin"/>
                 <w:b w:val="0"/>
-                <w:sz w:val="22"/>
+                <w:sz w:val="26"/>
+                <w:szCs w:val="26"/>
                 <w:rtl w:val="1"/>
               </w:rPr>
               <w:t>حدود ۴,۵۰۰ خط کد پایتون</w:t>
@@ -2737,7 +2904,8 @@
               <w:rPr>
                 <w:rFonts w:ascii="B Nazanin" w:hAnsi="B Nazanin" w:cs="B Nazanin" w:eastAsia="B Nazanin"/>
                 <w:b/>
-                <w:sz w:val="22"/>
+                <w:sz w:val="26"/>
+                <w:szCs w:val="26"/>
                 <w:rtl w:val="1"/>
               </w:rPr>
               <w:t>بخش رابط کاربری (Frontend)</w:t>
@@ -2759,7 +2927,8 @@
               <w:rPr>
                 <w:rFonts w:ascii="B Nazanin" w:hAnsi="B Nazanin" w:cs="B Nazanin" w:eastAsia="B Nazanin"/>
                 <w:b w:val="0"/>
-                <w:sz w:val="22"/>
+                <w:sz w:val="26"/>
+                <w:szCs w:val="26"/>
                 <w:rtl w:val="1"/>
               </w:rPr>
               <w:t>حدود ۸,۵۰۰ خط کد JavaScript / React</w:t>
@@ -2783,7 +2952,8 @@
               <w:rPr>
                 <w:rFonts w:ascii="B Nazanin" w:hAnsi="B Nazanin" w:cs="B Nazanin" w:eastAsia="B Nazanin"/>
                 <w:b/>
-                <w:sz w:val="22"/>
+                <w:sz w:val="26"/>
+                <w:szCs w:val="26"/>
                 <w:rtl w:val="1"/>
               </w:rPr>
               <w:t>اسکریپت نصب</w:t>
@@ -2805,7 +2975,8 @@
               <w:rPr>
                 <w:rFonts w:ascii="B Nazanin" w:hAnsi="B Nazanin" w:cs="B Nazanin" w:eastAsia="B Nazanin"/>
                 <w:b w:val="0"/>
-                <w:sz w:val="22"/>
+                <w:sz w:val="26"/>
+                <w:szCs w:val="26"/>
                 <w:rtl w:val="1"/>
               </w:rPr>
               <w:t>حدود ۱,۸۰۰ خط Bash</w:t>
@@ -2829,7 +3000,8 @@
               <w:rPr>
                 <w:rFonts w:ascii="B Nazanin" w:hAnsi="B Nazanin" w:cs="B Nazanin" w:eastAsia="B Nazanin"/>
                 <w:b/>
-                <w:sz w:val="22"/>
+                <w:sz w:val="26"/>
+                <w:szCs w:val="26"/>
                 <w:rtl w:val="1"/>
               </w:rPr>
               <w:t>مستندات</w:t>
@@ -2851,7 +3023,8 @@
               <w:rPr>
                 <w:rFonts w:ascii="B Nazanin" w:hAnsi="B Nazanin" w:cs="B Nazanin" w:eastAsia="B Nazanin"/>
                 <w:b w:val="0"/>
-                <w:sz w:val="22"/>
+                <w:sz w:val="26"/>
+                <w:szCs w:val="26"/>
                 <w:rtl w:val="1"/>
               </w:rPr>
               <w:t>حدود ۱,۳۰۰ خط Markdown به دو زبان</w:t>
@@ -2875,7 +3048,8 @@
               <w:rPr>
                 <w:rFonts w:ascii="B Nazanin" w:hAnsi="B Nazanin" w:cs="B Nazanin" w:eastAsia="B Nazanin"/>
                 <w:b/>
-                <w:sz w:val="22"/>
+                <w:sz w:val="26"/>
+                <w:szCs w:val="26"/>
                 <w:rtl w:val="1"/>
               </w:rPr>
               <w:t>مجموع</w:t>
@@ -2897,7 +3071,8 @@
               <w:rPr>
                 <w:rFonts w:ascii="B Nazanin" w:hAnsi="B Nazanin" w:cs="B Nazanin" w:eastAsia="B Nazanin"/>
                 <w:b w:val="0"/>
-                <w:sz w:val="22"/>
+                <w:sz w:val="26"/>
+                <w:szCs w:val="26"/>
                 <w:rtl w:val="1"/>
               </w:rPr>
               <w:t>حدود ۱۶,۰۰۰ خط کد</w:t>
@@ -2914,7 +3089,7 @@
     <w:p>
       <w:pPr>
         <w:bidi w:val="1"/>
-        <w:spacing w:before="280" w:after="160"/>
+        <w:spacing w:before="320" w:after="200"/>
         <w:jc w:val="right"/>
       </w:pPr>
       <w:r>
@@ -2922,7 +3097,8 @@
           <w:rFonts w:ascii="B Nazanin" w:hAnsi="B Nazanin" w:cs="B Nazanin" w:eastAsia="B Nazanin"/>
           <w:b/>
           <w:color w:val="0D47A1"/>
-          <w:sz w:val="36"/>
+          <w:sz w:val="44"/>
+          <w:szCs w:val="44"/>
           <w:rtl w:val="1"/>
         </w:rPr>
         <w:t>۸. دشواری‌ها و چالش‌ها</w:t>
@@ -2931,14 +3107,15 @@
     <w:p>
       <w:pPr>
         <w:bidi w:val="1"/>
-        <w:spacing w:line="360" w:lineRule="auto" w:after="120"/>
+        <w:spacing w:line="360" w:lineRule="auto" w:after="160"/>
         <w:jc w:val="both"/>
       </w:pPr>
       <w:r>
         <w:rPr>
           <w:rFonts w:ascii="B Nazanin" w:hAnsi="B Nazanin" w:cs="B Nazanin" w:eastAsia="B Nazanin"/>
           <w:b w:val="0"/>
-          <w:sz w:val="24"/>
+          <w:sz w:val="28"/>
+          <w:szCs w:val="28"/>
           <w:rtl w:val="1"/>
         </w:rPr>
         <w:t>در طول انجام پروژه، با چندین چالش جدی روبه‌رو شدم که هر کدام یک تجربه‌ی آموزشی برای من بود:</w:t>
@@ -2948,14 +3125,15 @@
       <w:pPr>
         <w:pStyle w:val="ListBullet"/>
         <w:bidi w:val="1"/>
-        <w:spacing w:line="360" w:lineRule="auto"/>
+        <w:spacing w:line="360" w:lineRule="auto" w:after="80"/>
         <w:jc w:val="right"/>
       </w:pPr>
       <w:r>
         <w:rPr>
           <w:rFonts w:ascii="B Nazanin" w:hAnsi="B Nazanin" w:cs="B Nazanin" w:eastAsia="B Nazanin"/>
           <w:b/>
-          <w:sz w:val="24"/>
+          <w:sz w:val="28"/>
+          <w:szCs w:val="28"/>
           <w:rtl w:val="1"/>
         </w:rPr>
         <w:t xml:space="preserve">۱. </w:t>
@@ -2964,7 +3142,8 @@
         <w:rPr>
           <w:rFonts w:ascii="B Nazanin" w:hAnsi="B Nazanin" w:cs="B Nazanin" w:eastAsia="B Nazanin"/>
           <w:b w:val="0"/>
-          <w:sz w:val="24"/>
+          <w:sz w:val="28"/>
+          <w:szCs w:val="28"/>
           <w:rtl w:val="1"/>
         </w:rPr>
         <w:t>یادگیری همزمان دو زبان برنامه‌نویسی (پایتون برای سرور و JavaScript برای رابط کاربری) که هر کدام قواعد خاص خودشان را دارند.</w:t>
@@ -2974,14 +3153,15 @@
       <w:pPr>
         <w:pStyle w:val="ListBullet"/>
         <w:bidi w:val="1"/>
-        <w:spacing w:line="360" w:lineRule="auto"/>
+        <w:spacing w:line="360" w:lineRule="auto" w:after="80"/>
         <w:jc w:val="right"/>
       </w:pPr>
       <w:r>
         <w:rPr>
           <w:rFonts w:ascii="B Nazanin" w:hAnsi="B Nazanin" w:cs="B Nazanin" w:eastAsia="B Nazanin"/>
           <w:b/>
-          <w:sz w:val="24"/>
+          <w:sz w:val="28"/>
+          <w:szCs w:val="28"/>
           <w:rtl w:val="1"/>
         </w:rPr>
         <w:t xml:space="preserve">۲. </w:t>
@@ -2990,7 +3170,8 @@
         <w:rPr>
           <w:rFonts w:ascii="B Nazanin" w:hAnsi="B Nazanin" w:cs="B Nazanin" w:eastAsia="B Nazanin"/>
           <w:b w:val="0"/>
-          <w:sz w:val="24"/>
+          <w:sz w:val="28"/>
+          <w:szCs w:val="28"/>
           <w:rtl w:val="1"/>
         </w:rPr>
         <w:t>فهمیدن پروتکل‌های پیچیده‌ای مانند JWT، OAuth و SMTP که در ابتدا کاملاً ناآشنا بودند.</w:t>
@@ -3000,14 +3181,15 @@
       <w:pPr>
         <w:pStyle w:val="ListBullet"/>
         <w:bidi w:val="1"/>
-        <w:spacing w:line="360" w:lineRule="auto"/>
+        <w:spacing w:line="360" w:lineRule="auto" w:after="80"/>
         <w:jc w:val="right"/>
       </w:pPr>
       <w:r>
         <w:rPr>
           <w:rFonts w:ascii="B Nazanin" w:hAnsi="B Nazanin" w:cs="B Nazanin" w:eastAsia="B Nazanin"/>
           <w:b/>
-          <w:sz w:val="24"/>
+          <w:sz w:val="28"/>
+          <w:szCs w:val="28"/>
           <w:rtl w:val="1"/>
         </w:rPr>
         <w:t xml:space="preserve">۳. </w:t>
@@ -3016,7 +3198,8 @@
         <w:rPr>
           <w:rFonts w:ascii="B Nazanin" w:hAnsi="B Nazanin" w:cs="B Nazanin" w:eastAsia="B Nazanin"/>
           <w:b w:val="0"/>
-          <w:sz w:val="24"/>
+          <w:sz w:val="28"/>
+          <w:szCs w:val="28"/>
           <w:rtl w:val="1"/>
         </w:rPr>
         <w:t>مشکلات هماهنگ‌سازی Cloudflare API با رابط داخلی سامانه — مثلاً موقع ساخت رکورد، گاهی پاسخ کلودفلر دیر می‌رسید.</w:t>
@@ -3026,14 +3209,15 @@
       <w:pPr>
         <w:pStyle w:val="ListBullet"/>
         <w:bidi w:val="1"/>
-        <w:spacing w:line="360" w:lineRule="auto"/>
+        <w:spacing w:line="360" w:lineRule="auto" w:after="80"/>
         <w:jc w:val="right"/>
       </w:pPr>
       <w:r>
         <w:rPr>
           <w:rFonts w:ascii="B Nazanin" w:hAnsi="B Nazanin" w:cs="B Nazanin" w:eastAsia="B Nazanin"/>
           <w:b/>
-          <w:sz w:val="24"/>
+          <w:sz w:val="28"/>
+          <w:szCs w:val="28"/>
           <w:rtl w:val="1"/>
         </w:rPr>
         <w:t xml:space="preserve">۴. </w:t>
@@ -3042,7 +3226,8 @@
         <w:rPr>
           <w:rFonts w:ascii="B Nazanin" w:hAnsi="B Nazanin" w:cs="B Nazanin" w:eastAsia="B Nazanin"/>
           <w:b w:val="0"/>
-          <w:sz w:val="24"/>
+          <w:sz w:val="28"/>
+          <w:szCs w:val="28"/>
           <w:rtl w:val="1"/>
         </w:rPr>
         <w:t>پیاده‌سازی پشتیبانی واقعی از زبان فارسی و RTL که در بسیاری از کتابخانه‌های UI به‌صورت کامل پشتیبانی نمی‌شود.</w:t>
@@ -3052,14 +3237,15 @@
       <w:pPr>
         <w:pStyle w:val="ListBullet"/>
         <w:bidi w:val="1"/>
-        <w:spacing w:line="360" w:lineRule="auto"/>
+        <w:spacing w:line="360" w:lineRule="auto" w:after="80"/>
         <w:jc w:val="right"/>
       </w:pPr>
       <w:r>
         <w:rPr>
           <w:rFonts w:ascii="B Nazanin" w:hAnsi="B Nazanin" w:cs="B Nazanin" w:eastAsia="B Nazanin"/>
           <w:b/>
-          <w:sz w:val="24"/>
+          <w:sz w:val="28"/>
+          <w:szCs w:val="28"/>
           <w:rtl w:val="1"/>
         </w:rPr>
         <w:t xml:space="preserve">۵. </w:t>
@@ -3068,7 +3254,8 @@
         <w:rPr>
           <w:rFonts w:ascii="B Nazanin" w:hAnsi="B Nazanin" w:cs="B Nazanin" w:eastAsia="B Nazanin"/>
           <w:b w:val="0"/>
-          <w:sz w:val="24"/>
+          <w:sz w:val="28"/>
+          <w:szCs w:val="28"/>
           <w:rtl w:val="1"/>
         </w:rPr>
         <w:t>یافتن یک طراحی زیبا و در عین حال متمایز که در نسخه‌های روشن و تاریک هر دو زیبا باشد.</w:t>
@@ -3078,14 +3265,15 @@
       <w:pPr>
         <w:pStyle w:val="ListBullet"/>
         <w:bidi w:val="1"/>
-        <w:spacing w:line="360" w:lineRule="auto"/>
+        <w:spacing w:line="360" w:lineRule="auto" w:after="80"/>
         <w:jc w:val="right"/>
       </w:pPr>
       <w:r>
         <w:rPr>
           <w:rFonts w:ascii="B Nazanin" w:hAnsi="B Nazanin" w:cs="B Nazanin" w:eastAsia="B Nazanin"/>
           <w:b/>
-          <w:sz w:val="24"/>
+          <w:sz w:val="28"/>
+          <w:szCs w:val="28"/>
           <w:rtl w:val="1"/>
         </w:rPr>
         <w:t xml:space="preserve">۶. </w:t>
@@ -3094,7 +3282,8 @@
         <w:rPr>
           <w:rFonts w:ascii="B Nazanin" w:hAnsi="B Nazanin" w:cs="B Nazanin" w:eastAsia="B Nazanin"/>
           <w:b w:val="0"/>
-          <w:sz w:val="24"/>
+          <w:sz w:val="28"/>
+          <w:szCs w:val="28"/>
           <w:rtl w:val="1"/>
         </w:rPr>
         <w:t>تست و دیباگ ربات تلگرام که چون بدون رابط گرافیکی است، اشکال‌زدایی آن سخت‌تر بود.</w:t>
@@ -3104,14 +3293,15 @@
     <w:p>
       <w:pPr>
         <w:bidi w:val="1"/>
-        <w:spacing w:line="360" w:lineRule="auto" w:after="120"/>
+        <w:spacing w:line="360" w:lineRule="auto" w:after="160"/>
         <w:jc w:val="both"/>
       </w:pPr>
       <w:r>
         <w:rPr>
           <w:rFonts w:ascii="B Nazanin" w:hAnsi="B Nazanin" w:cs="B Nazanin" w:eastAsia="B Nazanin"/>
           <w:b w:val="0"/>
-          <w:sz w:val="24"/>
+          <w:sz w:val="28"/>
+          <w:szCs w:val="28"/>
           <w:rtl w:val="1"/>
         </w:rPr>
         <w:t>حل این چالش‌ها به من یاد داد که برنامه‌نویسی فقط نوشتن کد نیست؛ بلکه ترکیبی از تحقیق، صبر، تست و یادگیری مداوم است.</w:t>
@@ -3125,7 +3315,7 @@
     <w:p>
       <w:pPr>
         <w:bidi w:val="1"/>
-        <w:spacing w:before="280" w:after="160"/>
+        <w:spacing w:before="320" w:after="200"/>
         <w:jc w:val="right"/>
       </w:pPr>
       <w:r>
@@ -3133,7 +3323,8 @@
           <w:rFonts w:ascii="B Nazanin" w:hAnsi="B Nazanin" w:cs="B Nazanin" w:eastAsia="B Nazanin"/>
           <w:b/>
           <w:color w:val="0D47A1"/>
-          <w:sz w:val="36"/>
+          <w:sz w:val="44"/>
+          <w:szCs w:val="44"/>
           <w:rtl w:val="1"/>
         </w:rPr>
         <w:t>۹. کاربردهای واقعی پروژه</w:t>
@@ -3142,14 +3333,15 @@
     <w:p>
       <w:pPr>
         <w:bidi w:val="1"/>
-        <w:spacing w:line="360" w:lineRule="auto" w:after="120"/>
+        <w:spacing w:line="360" w:lineRule="auto" w:after="160"/>
         <w:jc w:val="both"/>
       </w:pPr>
       <w:r>
         <w:rPr>
           <w:rFonts w:ascii="B Nazanin" w:hAnsi="B Nazanin" w:cs="B Nazanin" w:eastAsia="B Nazanin"/>
           <w:b w:val="0"/>
-          <w:sz w:val="24"/>
+          <w:sz w:val="28"/>
+          <w:szCs w:val="28"/>
           <w:rtl w:val="1"/>
         </w:rPr>
         <w:t>این پروژه می‌تواند در موقعیت‌های مختلف به‌صورت عملی استفاده شود:</w:t>
@@ -3159,14 +3351,15 @@
       <w:pPr>
         <w:pStyle w:val="ListBullet"/>
         <w:bidi w:val="1"/>
-        <w:spacing w:line="360" w:lineRule="auto"/>
+        <w:spacing w:line="360" w:lineRule="auto" w:after="80"/>
         <w:jc w:val="right"/>
       </w:pPr>
       <w:r>
         <w:rPr>
           <w:rFonts w:ascii="B Nazanin" w:hAnsi="B Nazanin" w:cs="B Nazanin" w:eastAsia="B Nazanin"/>
           <w:b w:val="0"/>
-          <w:sz w:val="24"/>
+          <w:sz w:val="28"/>
+          <w:szCs w:val="28"/>
           <w:rtl w:val="1"/>
         </w:rPr>
         <w:t>مدارس و دانشگاه‌ها برای آموزش مفاهیم وب و دامنه به دانش‌آموزان و دانشجویان.</w:t>
@@ -3176,14 +3369,15 @@
       <w:pPr>
         <w:pStyle w:val="ListBullet"/>
         <w:bidi w:val="1"/>
-        <w:spacing w:line="360" w:lineRule="auto"/>
+        <w:spacing w:line="360" w:lineRule="auto" w:after="80"/>
         <w:jc w:val="right"/>
       </w:pPr>
       <w:r>
         <w:rPr>
           <w:rFonts w:ascii="B Nazanin" w:hAnsi="B Nazanin" w:cs="B Nazanin" w:eastAsia="B Nazanin"/>
           <w:b w:val="0"/>
-          <w:sz w:val="24"/>
+          <w:sz w:val="28"/>
+          <w:szCs w:val="28"/>
           <w:rtl w:val="1"/>
         </w:rPr>
         <w:t>گروه‌های برنامه‌نویسی که می‌خواهند زیردامنه‌ی رایگان برای پروژه‌های تمرینی داشته باشند.</w:t>
@@ -3193,14 +3387,15 @@
       <w:pPr>
         <w:pStyle w:val="ListBullet"/>
         <w:bidi w:val="1"/>
-        <w:spacing w:line="360" w:lineRule="auto"/>
+        <w:spacing w:line="360" w:lineRule="auto" w:after="80"/>
         <w:jc w:val="right"/>
       </w:pPr>
       <w:r>
         <w:rPr>
           <w:rFonts w:ascii="B Nazanin" w:hAnsi="B Nazanin" w:cs="B Nazanin" w:eastAsia="B Nazanin"/>
           <w:b w:val="0"/>
-          <w:sz w:val="24"/>
+          <w:sz w:val="28"/>
+          <w:szCs w:val="28"/>
           <w:rtl w:val="1"/>
         </w:rPr>
         <w:t>کسب‌وکارهای کوچک که می‌خواهند برای مشتریانشان زیردامنه ایجاد کنند.</w:t>
@@ -3210,14 +3405,15 @@
       <w:pPr>
         <w:pStyle w:val="ListBullet"/>
         <w:bidi w:val="1"/>
-        <w:spacing w:line="360" w:lineRule="auto"/>
+        <w:spacing w:line="360" w:lineRule="auto" w:after="80"/>
         <w:jc w:val="right"/>
       </w:pPr>
       <w:r>
         <w:rPr>
           <w:rFonts w:ascii="B Nazanin" w:hAnsi="B Nazanin" w:cs="B Nazanin" w:eastAsia="B Nazanin"/>
           <w:b w:val="0"/>
-          <w:sz w:val="24"/>
+          <w:sz w:val="28"/>
+          <w:szCs w:val="28"/>
           <w:rtl w:val="1"/>
         </w:rPr>
         <w:t>سرویس‌های Dynamic DNS برای کاربرانی که از سرور خانگی استفاده می‌کنند.</w:t>
@@ -3227,14 +3423,15 @@
       <w:pPr>
         <w:pStyle w:val="ListBullet"/>
         <w:bidi w:val="1"/>
-        <w:spacing w:line="360" w:lineRule="auto"/>
+        <w:spacing w:line="360" w:lineRule="auto" w:after="80"/>
         <w:jc w:val="right"/>
       </w:pPr>
       <w:r>
         <w:rPr>
           <w:rFonts w:ascii="B Nazanin" w:hAnsi="B Nazanin" w:cs="B Nazanin" w:eastAsia="B Nazanin"/>
           <w:b w:val="0"/>
-          <w:sz w:val="24"/>
+          <w:sz w:val="28"/>
+          <w:szCs w:val="28"/>
           <w:rtl w:val="1"/>
         </w:rPr>
         <w:t>استارت‌آپ‌هایی که می‌خواهند یک سرویس DNS رایگان مثل DNSever یا Duck DNS راه‌اندازی کنند.</w:t>
@@ -3244,7 +3441,7 @@
     <w:p>
       <w:pPr>
         <w:bidi w:val="1"/>
-        <w:spacing w:before="280" w:after="160"/>
+        <w:spacing w:before="320" w:after="200"/>
         <w:jc w:val="right"/>
       </w:pPr>
       <w:r>
@@ -3252,7 +3449,8 @@
           <w:rFonts w:ascii="B Nazanin" w:hAnsi="B Nazanin" w:cs="B Nazanin" w:eastAsia="B Nazanin"/>
           <w:b/>
           <w:color w:val="0D47A1"/>
-          <w:sz w:val="36"/>
+          <w:sz w:val="44"/>
+          <w:szCs w:val="44"/>
           <w:rtl w:val="1"/>
         </w:rPr>
         <w:t>۱۰. کارهای آینده</w:t>
@@ -3261,14 +3459,15 @@
     <w:p>
       <w:pPr>
         <w:bidi w:val="1"/>
-        <w:spacing w:line="360" w:lineRule="auto" w:after="120"/>
+        <w:spacing w:line="360" w:lineRule="auto" w:after="160"/>
         <w:jc w:val="both"/>
       </w:pPr>
       <w:r>
         <w:rPr>
           <w:rFonts w:ascii="B Nazanin" w:hAnsi="B Nazanin" w:cs="B Nazanin" w:eastAsia="B Nazanin"/>
           <w:b w:val="0"/>
-          <w:sz w:val="24"/>
+          <w:sz w:val="28"/>
+          <w:szCs w:val="28"/>
           <w:rtl w:val="1"/>
         </w:rPr>
         <w:t>هرچند پروژه قابل استفاده است، اما می‌توان آن را در آینده با قابلیت‌های بیشتر گسترش داد:</w:t>
@@ -3278,14 +3477,15 @@
       <w:pPr>
         <w:pStyle w:val="ListBullet"/>
         <w:bidi w:val="1"/>
-        <w:spacing w:line="360" w:lineRule="auto"/>
+        <w:spacing w:line="360" w:lineRule="auto" w:after="80"/>
         <w:jc w:val="right"/>
       </w:pPr>
       <w:r>
         <w:rPr>
           <w:rFonts w:ascii="B Nazanin" w:hAnsi="B Nazanin" w:cs="B Nazanin" w:eastAsia="B Nazanin"/>
           <w:b w:val="0"/>
-          <w:sz w:val="24"/>
+          <w:sz w:val="28"/>
+          <w:szCs w:val="28"/>
           <w:rtl w:val="1"/>
         </w:rPr>
         <w:t>افزودن درگاه پرداخت فارسی (مثل زرین‌پال) برای فروش پلن‌های پیشرفته.</w:t>
@@ -3295,14 +3495,15 @@
       <w:pPr>
         <w:pStyle w:val="ListBullet"/>
         <w:bidi w:val="1"/>
-        <w:spacing w:line="360" w:lineRule="auto"/>
+        <w:spacing w:line="360" w:lineRule="auto" w:after="80"/>
         <w:jc w:val="right"/>
       </w:pPr>
       <w:r>
         <w:rPr>
           <w:rFonts w:ascii="B Nazanin" w:hAnsi="B Nazanin" w:cs="B Nazanin" w:eastAsia="B Nazanin"/>
           <w:b w:val="0"/>
-          <w:sz w:val="24"/>
+          <w:sz w:val="28"/>
+          <w:szCs w:val="28"/>
           <w:rtl w:val="1"/>
         </w:rPr>
         <w:t>پیاده‌سازی Dynamic DNS برای کاربرانی که IP خانگی متغیر دارند.</w:t>
@@ -3312,14 +3513,15 @@
       <w:pPr>
         <w:pStyle w:val="ListBullet"/>
         <w:bidi w:val="1"/>
-        <w:spacing w:line="360" w:lineRule="auto"/>
+        <w:spacing w:line="360" w:lineRule="auto" w:after="80"/>
         <w:jc w:val="right"/>
       </w:pPr>
       <w:r>
         <w:rPr>
           <w:rFonts w:ascii="B Nazanin" w:hAnsi="B Nazanin" w:cs="B Nazanin" w:eastAsia="B Nazanin"/>
           <w:b w:val="0"/>
-          <w:sz w:val="24"/>
+          <w:sz w:val="28"/>
+          <w:szCs w:val="28"/>
           <w:rtl w:val="1"/>
         </w:rPr>
         <w:t>ابزار بررسی انتشار رکورد روی DNSهای جهانی (Propagation Checker).</w:t>
@@ -3329,14 +3531,15 @@
       <w:pPr>
         <w:pStyle w:val="ListBullet"/>
         <w:bidi w:val="1"/>
-        <w:spacing w:line="360" w:lineRule="auto"/>
+        <w:spacing w:line="360" w:lineRule="auto" w:after="80"/>
         <w:jc w:val="right"/>
       </w:pPr>
       <w:r>
         <w:rPr>
           <w:rFonts w:ascii="B Nazanin" w:hAnsi="B Nazanin" w:cs="B Nazanin" w:eastAsia="B Nazanin"/>
           <w:b w:val="0"/>
-          <w:sz w:val="24"/>
+          <w:sz w:val="28"/>
+          <w:szCs w:val="28"/>
           <w:rtl w:val="1"/>
         </w:rPr>
         <w:t>سیستم API Key برای توسعه‌دهندگان که می‌خواهند به‌صورت برنامه‌ای رکورد بسازند.</w:t>
@@ -3346,14 +3549,15 @@
       <w:pPr>
         <w:pStyle w:val="ListBullet"/>
         <w:bidi w:val="1"/>
-        <w:spacing w:line="360" w:lineRule="auto"/>
+        <w:spacing w:line="360" w:lineRule="auto" w:after="80"/>
         <w:jc w:val="right"/>
       </w:pPr>
       <w:r>
         <w:rPr>
           <w:rFonts w:ascii="B Nazanin" w:hAnsi="B Nazanin" w:cs="B Nazanin" w:eastAsia="B Nazanin"/>
           <w:b w:val="0"/>
-          <w:sz w:val="24"/>
+          <w:sz w:val="28"/>
+          <w:szCs w:val="28"/>
           <w:rtl w:val="1"/>
         </w:rPr>
         <w:t>افزودن سیستم نظارت بر سلامت رکورد (Health Monitoring) و ارسال پیام در زمان قطعی.</w:t>
@@ -3363,14 +3567,15 @@
       <w:pPr>
         <w:pStyle w:val="ListBullet"/>
         <w:bidi w:val="1"/>
-        <w:spacing w:line="360" w:lineRule="auto"/>
+        <w:spacing w:line="360" w:lineRule="auto" w:after="80"/>
         <w:jc w:val="right"/>
       </w:pPr>
       <w:r>
         <w:rPr>
           <w:rFonts w:ascii="B Nazanin" w:hAnsi="B Nazanin" w:cs="B Nazanin" w:eastAsia="B Nazanin"/>
           <w:b w:val="0"/>
-          <w:sz w:val="24"/>
+          <w:sz w:val="28"/>
+          <w:szCs w:val="28"/>
           <w:rtl w:val="1"/>
         </w:rPr>
         <w:t>پشتیبانی از انواع رکوردهای دیگر مانند MX (برای ایمیل) و TXT (برای تایید مالکیت).</w:t>
@@ -3380,14 +3585,15 @@
       <w:pPr>
         <w:pStyle w:val="ListBullet"/>
         <w:bidi w:val="1"/>
-        <w:spacing w:line="360" w:lineRule="auto"/>
+        <w:spacing w:line="360" w:lineRule="auto" w:after="80"/>
         <w:jc w:val="right"/>
       </w:pPr>
       <w:r>
         <w:rPr>
           <w:rFonts w:ascii="B Nazanin" w:hAnsi="B Nazanin" w:cs="B Nazanin" w:eastAsia="B Nazanin"/>
           <w:b w:val="0"/>
-          <w:sz w:val="24"/>
+          <w:sz w:val="28"/>
+          <w:szCs w:val="28"/>
           <w:rtl w:val="1"/>
         </w:rPr>
         <w:t>افزودن نمودار آماری در داشبورد کاربر (تعداد بازدید، تغییرات و …).</w:t>
@@ -3401,7 +3607,7 @@
     <w:p>
       <w:pPr>
         <w:bidi w:val="1"/>
-        <w:spacing w:before="280" w:after="160"/>
+        <w:spacing w:before="320" w:after="200"/>
         <w:jc w:val="right"/>
       </w:pPr>
       <w:r>
@@ -3409,7 +3615,8 @@
           <w:rFonts w:ascii="B Nazanin" w:hAnsi="B Nazanin" w:cs="B Nazanin" w:eastAsia="B Nazanin"/>
           <w:b/>
           <w:color w:val="0D47A1"/>
-          <w:sz w:val="36"/>
+          <w:sz w:val="44"/>
+          <w:szCs w:val="44"/>
           <w:rtl w:val="1"/>
         </w:rPr>
         <w:t>۱۱. نتیجه‌گیری</w:t>
@@ -3418,14 +3625,15 @@
     <w:p>
       <w:pPr>
         <w:bidi w:val="1"/>
-        <w:spacing w:line="360" w:lineRule="auto" w:after="120"/>
+        <w:spacing w:line="360" w:lineRule="auto" w:after="160"/>
         <w:jc w:val="both"/>
       </w:pPr>
       <w:r>
         <w:rPr>
           <w:rFonts w:ascii="B Nazanin" w:hAnsi="B Nazanin" w:cs="B Nazanin" w:eastAsia="B Nazanin"/>
           <w:b w:val="0"/>
-          <w:sz w:val="24"/>
+          <w:sz w:val="28"/>
+          <w:szCs w:val="28"/>
           <w:rtl w:val="1"/>
         </w:rPr>
         <w:t>هدف از این پروژه، طراحی و پیاده‌سازی یک سامانه‌ی کاربردی، رایگان و حرفه‌ای برای مدیریت دامنه‌های اینترنتی بود — کاری که تا پیش از این نیاز به دانش فنی بالا داشت.</w:t>
@@ -3434,14 +3642,15 @@
     <w:p>
       <w:pPr>
         <w:bidi w:val="1"/>
-        <w:spacing w:line="360" w:lineRule="auto" w:after="120"/>
+        <w:spacing w:line="360" w:lineRule="auto" w:after="160"/>
         <w:jc w:val="both"/>
       </w:pPr>
       <w:r>
         <w:rPr>
           <w:rFonts w:ascii="B Nazanin" w:hAnsi="B Nazanin" w:cs="B Nazanin" w:eastAsia="B Nazanin"/>
           <w:b w:val="0"/>
-          <w:sz w:val="24"/>
+          <w:sz w:val="28"/>
+          <w:szCs w:val="28"/>
           <w:rtl w:val="1"/>
         </w:rPr>
         <w:t>با استفاده از فناوری‌های متن‌باز و قدرتمند مثل React، FastAPI، MongoDB و Cloudflare API، توانستم سامانه‌ای بسازم که نه‌تنها از نظر کاربردی کامل است، بلکه از نظر زیبایی و تجربه‌ی کاربری نیز در سطح سرویس‌های تجاری بزرگ قرار دارد.</w:t>
@@ -3450,14 +3659,15 @@
     <w:p>
       <w:pPr>
         <w:bidi w:val="1"/>
-        <w:spacing w:line="360" w:lineRule="auto" w:after="120"/>
+        <w:spacing w:line="360" w:lineRule="auto" w:after="160"/>
         <w:jc w:val="both"/>
       </w:pPr>
       <w:r>
         <w:rPr>
           <w:rFonts w:ascii="B Nazanin" w:hAnsi="B Nazanin" w:cs="B Nazanin" w:eastAsia="B Nazanin"/>
           <w:b w:val="0"/>
-          <w:sz w:val="24"/>
+          <w:sz w:val="28"/>
+          <w:szCs w:val="28"/>
           <w:rtl w:val="1"/>
         </w:rPr>
         <w:t>مهم‌ترین درس این پروژه برای من این بود که با پشتکار، صبر و استفاده‌ی صحیح از منابع آنلاین، حتی یک دانش‌آموز پایه نهم می‌تواند پروژه‌هایی در سطح حرفه‌ای بسازد. امیدوارم این پروژه بتواند الهام‌بخش هم‌سن و سال‌های من باشد و آن‌ها را تشویق کند که به دنیای جذاب برنامه‌نویسی وارد شوند.</w:t>
@@ -3468,7 +3678,7 @@
     <w:p>
       <w:pPr>
         <w:bidi w:val="1"/>
-        <w:spacing w:before="280" w:after="160"/>
+        <w:spacing w:before="320" w:after="200"/>
         <w:jc w:val="right"/>
       </w:pPr>
       <w:r>
@@ -3476,7 +3686,8 @@
           <w:rFonts w:ascii="B Nazanin" w:hAnsi="B Nazanin" w:cs="B Nazanin" w:eastAsia="B Nazanin"/>
           <w:b/>
           <w:color w:val="0D47A1"/>
-          <w:sz w:val="36"/>
+          <w:sz w:val="44"/>
+          <w:szCs w:val="44"/>
           <w:rtl w:val="1"/>
         </w:rPr>
         <w:t>۱۲. منابع</w:t>
@@ -3485,7 +3696,7 @@
     <w:p>
       <w:pPr>
         <w:bidi w:val="1"/>
-        <w:spacing w:line="360" w:lineRule="auto"/>
+        <w:spacing w:line="360" w:lineRule="auto" w:after="100"/>
         <w:jc w:val="both"/>
       </w:pPr>
       <w:r>
@@ -3493,7 +3704,8 @@
           <w:rFonts w:ascii="B Nazanin" w:hAnsi="B Nazanin" w:cs="B Nazanin" w:eastAsia="B Nazanin"/>
           <w:b/>
           <w:color w:val="0D47A1"/>
-          <w:sz w:val="22"/>
+          <w:sz w:val="26"/>
+          <w:szCs w:val="26"/>
           <w:rtl w:val="1"/>
         </w:rPr>
         <w:t xml:space="preserve">۱. </w:t>
@@ -3502,7 +3714,8 @@
         <w:rPr>
           <w:rFonts w:ascii="B Nazanin" w:hAnsi="B Nazanin" w:cs="B Nazanin" w:eastAsia="B Nazanin"/>
           <w:b w:val="0"/>
-          <w:sz w:val="22"/>
+          <w:sz w:val="26"/>
+          <w:szCs w:val="26"/>
           <w:rtl w:val="1"/>
         </w:rPr>
         <w:t>مستندات رسمی Cloudflare API: https://developers.cloudflare.com/api/</w:t>
@@ -3511,7 +3724,7 @@
     <w:p>
       <w:pPr>
         <w:bidi w:val="1"/>
-        <w:spacing w:line="360" w:lineRule="auto"/>
+        <w:spacing w:line="360" w:lineRule="auto" w:after="100"/>
         <w:jc w:val="both"/>
       </w:pPr>
       <w:r>
@@ -3519,7 +3732,8 @@
           <w:rFonts w:ascii="B Nazanin" w:hAnsi="B Nazanin" w:cs="B Nazanin" w:eastAsia="B Nazanin"/>
           <w:b/>
           <w:color w:val="0D47A1"/>
-          <w:sz w:val="22"/>
+          <w:sz w:val="26"/>
+          <w:szCs w:val="26"/>
           <w:rtl w:val="1"/>
         </w:rPr>
         <w:t xml:space="preserve">۲. </w:t>
@@ -3528,7 +3742,8 @@
         <w:rPr>
           <w:rFonts w:ascii="B Nazanin" w:hAnsi="B Nazanin" w:cs="B Nazanin" w:eastAsia="B Nazanin"/>
           <w:b w:val="0"/>
-          <w:sz w:val="22"/>
+          <w:sz w:val="26"/>
+          <w:szCs w:val="26"/>
           <w:rtl w:val="1"/>
         </w:rPr>
         <w:t>مستندات رسمی FastAPI: https://fastapi.tiangolo.com/</w:t>
@@ -3537,7 +3752,7 @@
     <w:p>
       <w:pPr>
         <w:bidi w:val="1"/>
-        <w:spacing w:line="360" w:lineRule="auto"/>
+        <w:spacing w:line="360" w:lineRule="auto" w:after="100"/>
         <w:jc w:val="both"/>
       </w:pPr>
       <w:r>
@@ -3545,7 +3760,8 @@
           <w:rFonts w:ascii="B Nazanin" w:hAnsi="B Nazanin" w:cs="B Nazanin" w:eastAsia="B Nazanin"/>
           <w:b/>
           <w:color w:val="0D47A1"/>
-          <w:sz w:val="22"/>
+          <w:sz w:val="26"/>
+          <w:szCs w:val="26"/>
           <w:rtl w:val="1"/>
         </w:rPr>
         <w:t xml:space="preserve">۳. </w:t>
@@ -3554,7 +3770,8 @@
         <w:rPr>
           <w:rFonts w:ascii="B Nazanin" w:hAnsi="B Nazanin" w:cs="B Nazanin" w:eastAsia="B Nazanin"/>
           <w:b w:val="0"/>
-          <w:sz w:val="22"/>
+          <w:sz w:val="26"/>
+          <w:szCs w:val="26"/>
           <w:rtl w:val="1"/>
         </w:rPr>
         <w:t>مستندات رسمی React: https://react.dev/</w:t>
@@ -3563,7 +3780,7 @@
     <w:p>
       <w:pPr>
         <w:bidi w:val="1"/>
-        <w:spacing w:line="360" w:lineRule="auto"/>
+        <w:spacing w:line="360" w:lineRule="auto" w:after="100"/>
         <w:jc w:val="both"/>
       </w:pPr>
       <w:r>
@@ -3571,7 +3788,8 @@
           <w:rFonts w:ascii="B Nazanin" w:hAnsi="B Nazanin" w:cs="B Nazanin" w:eastAsia="B Nazanin"/>
           <w:b/>
           <w:color w:val="0D47A1"/>
-          <w:sz w:val="22"/>
+          <w:sz w:val="26"/>
+          <w:szCs w:val="26"/>
           <w:rtl w:val="1"/>
         </w:rPr>
         <w:t xml:space="preserve">۴. </w:t>
@@ -3580,7 +3798,8 @@
         <w:rPr>
           <w:rFonts w:ascii="B Nazanin" w:hAnsi="B Nazanin" w:cs="B Nazanin" w:eastAsia="B Nazanin"/>
           <w:b w:val="0"/>
-          <w:sz w:val="22"/>
+          <w:sz w:val="26"/>
+          <w:szCs w:val="26"/>
           <w:rtl w:val="1"/>
         </w:rPr>
         <w:t>راهنمای Google Identity Platform: https://developers.google.com/identity</w:t>
@@ -3589,7 +3808,7 @@
     <w:p>
       <w:pPr>
         <w:bidi w:val="1"/>
-        <w:spacing w:line="360" w:lineRule="auto"/>
+        <w:spacing w:line="360" w:lineRule="auto" w:after="100"/>
         <w:jc w:val="both"/>
       </w:pPr>
       <w:r>
@@ -3597,7 +3816,8 @@
           <w:rFonts w:ascii="B Nazanin" w:hAnsi="B Nazanin" w:cs="B Nazanin" w:eastAsia="B Nazanin"/>
           <w:b/>
           <w:color w:val="0D47A1"/>
-          <w:sz w:val="22"/>
+          <w:sz w:val="26"/>
+          <w:szCs w:val="26"/>
           <w:rtl w:val="1"/>
         </w:rPr>
         <w:t xml:space="preserve">۵. </w:t>
@@ -3606,7 +3826,8 @@
         <w:rPr>
           <w:rFonts w:ascii="B Nazanin" w:hAnsi="B Nazanin" w:cs="B Nazanin" w:eastAsia="B Nazanin"/>
           <w:b w:val="0"/>
-          <w:sz w:val="22"/>
+          <w:sz w:val="26"/>
+          <w:szCs w:val="26"/>
           <w:rtl w:val="1"/>
         </w:rPr>
         <w:t>راهنمای استاندارد JWT (RFC 7519): https://www.rfc-editor.org/rfc/rfc7519</w:t>
@@ -3615,7 +3836,7 @@
     <w:p>
       <w:pPr>
         <w:bidi w:val="1"/>
-        <w:spacing w:line="360" w:lineRule="auto"/>
+        <w:spacing w:line="360" w:lineRule="auto" w:after="100"/>
         <w:jc w:val="both"/>
       </w:pPr>
       <w:r>
@@ -3623,7 +3844,8 @@
           <w:rFonts w:ascii="B Nazanin" w:hAnsi="B Nazanin" w:cs="B Nazanin" w:eastAsia="B Nazanin"/>
           <w:b/>
           <w:color w:val="0D47A1"/>
-          <w:sz w:val="22"/>
+          <w:sz w:val="26"/>
+          <w:szCs w:val="26"/>
           <w:rtl w:val="1"/>
         </w:rPr>
         <w:t xml:space="preserve">۶. </w:t>
@@ -3632,7 +3854,8 @@
         <w:rPr>
           <w:rFonts w:ascii="B Nazanin" w:hAnsi="B Nazanin" w:cs="B Nazanin" w:eastAsia="B Nazanin"/>
           <w:b w:val="0"/>
-          <w:sz w:val="22"/>
+          <w:sz w:val="26"/>
+          <w:szCs w:val="26"/>
           <w:rtl w:val="1"/>
         </w:rPr>
         <w:t>مستندات MongoDB: https://www.mongodb.com/docs/</w:t>
@@ -3641,7 +3864,7 @@
     <w:p>
       <w:pPr>
         <w:bidi w:val="1"/>
-        <w:spacing w:line="360" w:lineRule="auto"/>
+        <w:spacing w:line="360" w:lineRule="auto" w:after="100"/>
         <w:jc w:val="both"/>
       </w:pPr>
       <w:r>
@@ -3649,7 +3872,8 @@
           <w:rFonts w:ascii="B Nazanin" w:hAnsi="B Nazanin" w:cs="B Nazanin" w:eastAsia="B Nazanin"/>
           <w:b/>
           <w:color w:val="0D47A1"/>
-          <w:sz w:val="22"/>
+          <w:sz w:val="26"/>
+          <w:szCs w:val="26"/>
           <w:rtl w:val="1"/>
         </w:rPr>
         <w:t xml:space="preserve">۷. </w:t>
@@ -3658,7 +3882,8 @@
         <w:rPr>
           <w:rFonts w:ascii="B Nazanin" w:hAnsi="B Nazanin" w:cs="B Nazanin" w:eastAsia="B Nazanin"/>
           <w:b w:val="0"/>
-          <w:sz w:val="22"/>
+          <w:sz w:val="26"/>
+          <w:szCs w:val="26"/>
           <w:rtl w:val="1"/>
         </w:rPr>
         <w:t>کتابخانه python-telegram-bot: https://python-telegram-bot.org/</w:t>
@@ -3667,7 +3892,7 @@
     <w:p>
       <w:pPr>
         <w:bidi w:val="1"/>
-        <w:spacing w:line="360" w:lineRule="auto"/>
+        <w:spacing w:line="360" w:lineRule="auto" w:after="100"/>
         <w:jc w:val="both"/>
       </w:pPr>
       <w:r>
@@ -3675,7 +3900,8 @@
           <w:rFonts w:ascii="B Nazanin" w:hAnsi="B Nazanin" w:cs="B Nazanin" w:eastAsia="B Nazanin"/>
           <w:b/>
           <w:color w:val="0D47A1"/>
-          <w:sz w:val="22"/>
+          <w:sz w:val="26"/>
+          <w:szCs w:val="26"/>
           <w:rtl w:val="1"/>
         </w:rPr>
         <w:t xml:space="preserve">۸. </w:t>
@@ -3684,7 +3910,8 @@
         <w:rPr>
           <w:rFonts w:ascii="B Nazanin" w:hAnsi="B Nazanin" w:cs="B Nazanin" w:eastAsia="B Nazanin"/>
           <w:b w:val="0"/>
-          <w:sz w:val="22"/>
+          <w:sz w:val="26"/>
+          <w:szCs w:val="26"/>
           <w:rtl w:val="1"/>
         </w:rPr>
         <w:t>مستندات Tailwind CSS: https://tailwindcss.com/docs</w:t>
@@ -3693,7 +3920,7 @@
     <w:p>
       <w:pPr>
         <w:bidi w:val="1"/>
-        <w:spacing w:line="360" w:lineRule="auto"/>
+        <w:spacing w:line="360" w:lineRule="auto" w:after="100"/>
         <w:jc w:val="both"/>
       </w:pPr>
       <w:r>
@@ -3701,7 +3928,8 @@
           <w:rFonts w:ascii="B Nazanin" w:hAnsi="B Nazanin" w:cs="B Nazanin" w:eastAsia="B Nazanin"/>
           <w:b/>
           <w:color w:val="0D47A1"/>
-          <w:sz w:val="22"/>
+          <w:sz w:val="26"/>
+          <w:szCs w:val="26"/>
           <w:rtl w:val="1"/>
         </w:rPr>
         <w:t xml:space="preserve">۹. </w:t>
@@ -3710,7 +3938,8 @@
         <w:rPr>
           <w:rFonts w:ascii="B Nazanin" w:hAnsi="B Nazanin" w:cs="B Nazanin" w:eastAsia="B Nazanin"/>
           <w:b w:val="0"/>
-          <w:sz w:val="22"/>
+          <w:sz w:val="26"/>
+          <w:szCs w:val="26"/>
           <w:rtl w:val="1"/>
         </w:rPr>
         <w:t>مستندات Shadcn UI: https://ui.shadcn.com/</w:t>
@@ -3728,7 +3957,8 @@
           <w:rFonts w:ascii="B Nazanin" w:hAnsi="B Nazanin" w:cs="B Nazanin" w:eastAsia="B Nazanin"/>
           <w:b w:val="0"/>
           <w:color w:val="969696"/>
-          <w:sz w:val="20"/>
+          <w:sz w:val="22"/>
+          <w:szCs w:val="22"/>
           <w:rtl w:val="1"/>
         </w:rPr>
         <w:t>─────────────────────────</w:t>
@@ -3744,7 +3974,8 @@
           <w:rFonts w:ascii="B Nazanin" w:hAnsi="B Nazanin" w:cs="B Nazanin" w:eastAsia="B Nazanin"/>
           <w:b/>
           <w:color w:val="0D47A1"/>
-          <w:sz w:val="28"/>
+          <w:sz w:val="36"/>
+          <w:szCs w:val="36"/>
           <w:rtl w:val="1"/>
         </w:rPr>
         <w:t>پایان</w:t>
@@ -3760,7 +3991,8 @@
           <w:rFonts w:ascii="B Nazanin" w:hAnsi="B Nazanin" w:cs="B Nazanin" w:eastAsia="B Nazanin"/>
           <w:b w:val="0"/>
           <w:color w:val="969696"/>
-          <w:sz w:val="20"/>
+          <w:sz w:val="22"/>
+          <w:szCs w:val="22"/>
           <w:rtl w:val="1"/>
         </w:rPr>
         <w:t>─────────────────────────</w:t>
@@ -3775,7 +4007,8 @@
         <w:rPr>
           <w:rFonts w:ascii="B Nazanin" w:hAnsi="B Nazanin" w:cs="B Nazanin" w:eastAsia="B Nazanin"/>
           <w:b w:val="0"/>
-          <w:sz w:val="22"/>
+          <w:sz w:val="26"/>
+          <w:szCs w:val="26"/>
           <w:rtl w:val="1"/>
         </w:rPr>
         <w:t>با تشکر از داوران محترم جشنواره خوارزمی</w:t>
@@ -3783,9 +4016,15 @@
     </w:p>
     <w:sectPr>
       <w:pgSz w:w="12240" w:h="15840"/>
-      <w:pgMar w:top="1247" w:right="1247" w:bottom="1247" w:left="1247" w:header="720" w:footer="720" w:gutter="0"/>
+      <w:pgMar w:top="1417" w:right="1247" w:bottom="1417" w:left="1247" w:header="720" w:footer="720" w:gutter="0"/>
       <w:cols w:space="720"/>
       <w:docGrid w:linePitch="360"/>
+      <w:pgBorders w:offsetFrom="page">
+        <w:top w:val="single" w:sz="12" w:space="24" w:color="0D47A1"/>
+        <w:left w:val="single" w:sz="12" w:space="24" w:color="0D47A1"/>
+        <w:bottom w:val="single" w:sz="12" w:space="24" w:color="0D47A1"/>
+        <w:right w:val="single" w:sz="12" w:space="24" w:color="0D47A1"/>
+      </w:pgBorders>
       <w:bidi/>
     </w:sectPr>
   </w:body>
@@ -4004,11 +4243,13 @@
         <w:sz w:val="22"/>
         <w:szCs w:val="22"/>
         <w:lang w:val="en-US" w:eastAsia="en-US" w:bidi="ar-SA"/>
+        <w:rtl/>
       </w:rPr>
     </w:rPrDefault>
     <w:pPrDefault>
       <w:pPr>
         <w:spacing w:after="200" w:line="276" w:lineRule="auto"/>
+        <w:bidi/>
       </w:pPr>
     </w:pPrDefault>
   </w:docDefaults>
